--- a/klagomål/A 22782-2026 FSC-klagomål.docx
+++ b/klagomål/A 22782-2026 FSC-klagomål.docx
@@ -898,7 +898,7 @@
     <w:r>
       <w:tab/>
       <w:tab/>
-      <w:t>2026-05-16</w:t>
+      <w:t>2026-05-17</w:t>
       <w:br/>
       <w:br/>
     </w:r>

--- a/klagomål/A 22782-2026 FSC-klagomål.docx
+++ b/klagomål/A 22782-2026 FSC-klagomål.docx
@@ -191,7 +191,7 @@
     </w:p>
     <w:p>
       <w:r>
-        <w:t>I avverkningsanmälan har följande 2 naturvårdsarter hittats: spillkråka (NT, §4) och pärluggla (§4). Av dessa är 1 rödlistade. För rödlistade arter har rödlistekategorin angivits inom parentes. För fridlysta arter anges även paragrafen i Artskyddsförordningen som arten är fridlyst enligt.</w:t>
+        <w:t>I avverkningsanmälan har följande 12 naturvårdsarter hittats: blågrå svartspik (NT), dvärgbägarlav (NT), garnlav (NT), kortskaftad ärgspik (NT), mörk kolflarnlav (NT), spillkråka (NT, §4), vedflamlav (NT), vedskivlav (NT), violettgrå tagellav (NT), nästlav (S), pärluggla (§4) och tjäder (§4). Av dessa är 9 rödlistade. För rödlistade arter har rödlistekategorin angivits inom parentes. Arter som är signalarter enligt Skogsstyrelsen har markerats med (S). För fridlysta arter anges även paragrafen i Artskyddsförordningen som arten är fridlyst enligt.</w:t>
       </w:r>
     </w:p>
     <w:p>
@@ -206,7 +206,7 @@
       <w:r>
         <w:drawing>
           <wp:inline xmlns:a="http://schemas.openxmlformats.org/drawingml/2006/main" xmlns:pic="http://schemas.openxmlformats.org/drawingml/2006/picture">
-            <wp:extent cx="5486400" cy="5711209"/>
+            <wp:extent cx="5486400" cy="5585867"/>
             <wp:docPr id="1" name="Picture 1"/>
             <wp:cNvGraphicFramePr>
               <a:graphicFrameLocks noChangeAspect="1"/>
@@ -227,7 +227,7 @@
                   <pic:spPr>
                     <a:xfrm>
                       <a:off x="0" y="0"/>
-                      <a:ext cx="5486400" cy="5711209"/>
+                      <a:ext cx="5486400" cy="5585867"/>
                     </a:xfrm>
                     <a:prstGeom prst="rect"/>
                   </pic:spPr>
@@ -247,30 +247,14 @@
       </w:r>
     </w:p>
     <w:p>
-      <w:pPr>
-        <w:pStyle w:val="Heading1"/>
-      </w:pPr>
-      <w:r>
-        <w:t>Fridlysta arter</w:t>
-      </w:r>
-    </w:p>
-    <w:p>
-      <w:r>
-        <w:t>Följande fridlysta arter har sina livsmiljöer och växtplatser i den avverkningsanmälda skogen: spillkråka (NT, §4) och pärluggla (§4).</w:t>
-      </w:r>
-    </w:p>
-    <w:p>
-      <w:r>
-        <w:t xml:space="preserve">Observera att medlemsländerna är skyldiga att agera i enlighet med EU:s fågeldirektiv där det uttryckligen står att direktivet gäller för fåglar samt för deras ägg, bon och </w:t>
-      </w:r>
       <w:r>
         <w:rPr>
           <w:b/>
         </w:rPr>
-        <w:t xml:space="preserve">livsmiljöer </w:t>
-      </w:r>
-      <w:r>
-        <w:t>(artikel 1). Vidare att de åtgärder som vidtas inte får leda till en försämring av den nuvarande situationen beträffande bevarandet av de fågelarter som avses i artikel 1 (artikel 13). Fågeldirektivet är styrande för tillsynsansvariga myndigheters ärendehantering, ställningstaganden och beslutsfattande.</w:t>
+        <w:t>Blågrå svartspik (NT)</w:t>
+      </w:r>
+      <w:r>
+        <w:t xml:space="preserve"> växer på torr, hård ved av gamla, solbelysta torrakor, högstubbar av tall och grova döda grenar på levande tallar i öppna bestånd av naturskogskaraktär. Nästan alltid rör det sig om tjärrika torrträd och högstubbar (töreved, keloträd) som kan vara en bra bit över hundra år, i vissa fall sannolikt hundratals år gamla. Skogsbruk är idag det allvarligaste hotet. Ett långsiktigt hot är att nybildningen av gamla torrakor och högstubbar är en långsam process vilken ofta är beroende av skogsbrand. Nytt substrat bildas numera sannolikt nästan inte alls då antalet naturliga skogsbränder har minskat drastiskt på grund av effektivare brandbekämpning. Döda träd som lämnas efter avverkning är inte lämpliga för arten, eftersom dessa träd inte varit utsatta för skogsbrand och bildat tjärrik ved. Skogsbruksåtgärder på eller i närheten av växtplatserna bör undvikas. Naturskogsartade skogar med förekomst av arten indikerar höga biologiska värden och bör bevaras. Blågrå svartspik har en mycket begränsad utbredning utanför de nordiska länderna varför dessa länder har ett speciellt ansvar för arten (SLU Artdatabanken, 2024).</w:t>
       </w:r>
     </w:p>
     <w:p>
@@ -278,19 +262,19 @@
         <w:rPr>
           <w:b/>
         </w:rPr>
-        <w:t>Pärluggla (EN, §4)</w:t>
-      </w:r>
-      <w:r>
-        <w:t xml:space="preserve"> är en starkt hotad art som omfattas av bilaga 1 EU:s fågeldirektiv. Beståndet har gradvis minskat sedan början av 1980-talet och efter 2010 tyder data från Svensk Fågeltaxering på att beståndet i det närmaste helt kraschat. Minskningstakten har uppgått till 60 (40–80) % under de senaste 15 åren. Pärlugglan är beroende av äldre, varierad skog med goda jaktmöjligheter och god tillgång på lämpliga trädhål som boplatser. Hemområdet är i storleksordningen 200–500 hektar, men storleken varierar kraftigt beroende på hur mycket föda det finns. Undvik skogsbruksåtgärder som kan skada hänsynskrävande miljöer, som till exempel strand- och sumpskogar med naturskogskaraktär, äldre skog på uddar och öar, raviner, klyftor och blockmarker samt berg- och rasbranter, äldre hällmarksskog, äldre sandtallskogar, naturskogsrester, eller äldre trädbestånd med mycket hänglavar eller död ved. Pärluggla är typisk art för </w:t>
+        <w:t>Dvärgbägarlav (NT)</w:t>
+      </w:r>
+      <w:r>
+        <w:t xml:space="preserve"> förekommer över hela Sverige på gammal hård ved, huvudsakligen på tall men i södra Sverige även på ek. Veden utgörs framförallt av grova stubbar, lågor och grenar. Substratet har blivit sällsyntare och nybildning av substrat sker bara i begränsad omfattning. Arten hotas av att grova lågor blir allt sällsyntare i dagens kulturskogar samt att nybildningen av lämpliga substrat går mycket långsamt. En riklig tillgång på gamla tall- eller eklågor måste säkerställas på artens lokaler. Dvärgbägarlav är typisk art för </w:t>
       </w:r>
       <w:r>
         <w:rPr>
           <w:i/>
         </w:rPr>
-        <w:t>9010 Västlig taiga</w:t>
-      </w:r>
-      <w:r>
-        <w:t xml:space="preserve"> (SLU Artdatabanken, 2026; Skogsstyrelsen, 2016).</w:t>
+        <w:t>9010 Taiga</w:t>
+      </w:r>
+      <w:r>
+        <w:t xml:space="preserve"> (SLU Artdatabanken, 2024; Nitare &amp; Skogsstyrelsen, 2019).</w:t>
       </w:r>
     </w:p>
     <w:p>
@@ -298,10 +282,10 @@
         <w:rPr>
           <w:b/>
         </w:rPr>
-        <w:t>Spillkråka (§4)</w:t>
-      </w:r>
-      <w:r>
-        <w:t xml:space="preserve"> omfattas av bilaga 1 i EU:s fågeldirektiv och är typisk art för </w:t>
+        <w:t>Garnlav (VU)</w:t>
+      </w:r>
+      <w:r>
+        <w:t xml:space="preserve"> är en utpräglad barrskogsart som ibland kan drapera träden i norrländska grannaturskogar med hög luftfuktighet. Den förekommer även i talldominerade bestånd där den, förutom i trädens grenverk, påträffas hängande över ojämnheter i tallbarken. Arten har minskat starkt i södra och mellersta Sverige och den minskar även i sitt nordliga utbredningsområde. Minskningstakten uppgår till 30 (20–50) % inom 50 år och överstiger gränsvärdet för Sårbar (VU). Orsaken till tillbakagången beror främst på slutavverkningar av naturskogsartade skogar. Bestånd med riklig förekomst bör regelmässigt sparas, vilket även gynnar flera andra sällsynta och rödlistade arter. Garnlav är värdväxt för den mycket sällsynta och akut hotade fjärilen barrskogslavfly (CR) som hör hemma i boreala barrskogar med riklig förekomst av värdväxten. Tidigare kunde arten konstateras årligen på flera platser vid Dala-Floda i Dalarna innan lokalerna kalavverkades. Senaste fyndet i landet av barrskogslavfly är från år 2000 då den påträffades vid Högberget i Sollefteå kommun. Garnlav är typisk art för </w:t>
       </w:r>
       <w:r>
         <w:rPr>
@@ -316,15 +300,112 @@
         <w:rPr>
           <w:i/>
         </w:rPr>
-        <w:t xml:space="preserve"> 9740 Skogsbevuxen myr</w:t>
-      </w:r>
-      <w:r>
-        <w:t>. Den behöver grova träd, främst tall, asp och bok som boträd. Skogsbruk med korta omloppstider och täta, homogena ungskogar utgör det största hotet. Spillkråka är en nyckelart i skogliga miljöer vars övergivna bohål utnyttjas av flera andra hålhäckande fågelarter och fladdermöss, däribland pärluggla (EN, §4), knipa (§4), salskrake (§4) och skogsduva (§4). Hökuggla (VU, §4) och slaguggla (§4) häckar ofta i högstubbar som brutits av i höjd med ett gammalt spillkråkebo (SLU Artdatabanken, 2026; Skogsstyrelsen, 2016).</w:t>
+        <w:t xml:space="preserve"> 9070 Trädklädd betesmark</w:t>
+      </w:r>
+      <w:r>
+        <w:t xml:space="preserve"> (SLU Artdatabanken, 2026).</w:t>
       </w:r>
     </w:p>
     <w:p>
       <w:r>
-        <w:t>I BILAGA 1 finns mer detaljerad information om ekologi samt krav på livsmiljö hos fridlysta arter.</w:t>
+        <w:rPr>
+          <w:b/>
+        </w:rPr>
+        <w:t>Kortskaftad ärgspik (NT)</w:t>
+      </w:r>
+      <w:r>
+        <w:t xml:space="preserve"> förekommer i barrträdsdominerade skogar och växer nästan uteslutande på tallved. Den föredrar gamla högstubbar i fuktig och halvöppen miljö, t.ex. i myrkanter, sumpskog och brandpräglad skog. Arten indikerar kontinuerlig tillgång till gamla högstubbar i kombination med hög och jämn luftfuktighet. Skogsbruk på lokaler med kortskaftad ärgspik utgör ett hot. På lång sikt bildas färre lämpliga substrat än vad som försvinner. Avverkning av barrträdsdominerade bestånd av naturskogskaraktär utgör ett långsiktigt hot. Naturskogsartade bestånd med riklig förekomst av gamla och grova tallhögstubbar bör undantas från skogsbruk (SLU Artdatabanken, 2024).</w:t>
+      </w:r>
+    </w:p>
+    <w:p>
+      <w:r>
+        <w:rPr>
+          <w:b/>
+        </w:rPr>
+        <w:t>Mörk kolflarnlav (NT)</w:t>
+      </w:r>
+      <w:r>
+        <w:t xml:space="preserve"> är brandberoende och växer nästan uteslutande på kolad hård kärnved av tall. Arten förekommer främst i glesa, öppna tall- och blandbarrskogar av naturskogskaraktär och etableringen verkar ske sent efter brand, kanske först efter 100–300 år. Mörk kolflarnlav indikerar skog med höga naturvärden och vanligast är att den påträffas på rester av nedbrunna torrakor och högstubbar och lågstubbar som är så grova att hela innandömet är urbränt. Tall- och blandbarrskogar av naturskogskaraktär med spår av återkommande bränder hyser höga biologiska värden och bör skyddas (SLU Artdatabanken, 2024).</w:t>
+      </w:r>
+    </w:p>
+    <w:p>
+      <w:r>
+        <w:rPr>
+          <w:b/>
+        </w:rPr>
+        <w:t>Nästlav</w:t>
+      </w:r>
+      <w:r>
+        <w:t xml:space="preserve"> indikerar söder om den naturliga norrlandsgränsen äldre barrskogsområden med höga naturvärden där andra ovanliga nordliga barrskogsarter kan påträffas. Nästlav är typisk art för </w:t>
+      </w:r>
+      <w:r>
+        <w:rPr>
+          <w:i/>
+        </w:rPr>
+        <w:t xml:space="preserve">9010 Taiga </w:t>
+      </w:r>
+      <w:r>
+        <w:t>(Nitare &amp; Skogsstyrelsen, 2019; SLU Artdatabanken, 2025).</w:t>
+      </w:r>
+    </w:p>
+    <w:p>
+      <w:r>
+        <w:rPr>
+          <w:b/>
+        </w:rPr>
+        <w:t>Vedflamlav (NT)</w:t>
+      </w:r>
+      <w:r>
+        <w:t xml:space="preserve"> växer på gammal hård och torr, exponerad kärnved av tall, främst på högstubbar i ljusöppna lägen, t.ex. vid och på myrar, sjökanter, i glesa hällmarkskogar och i brandpräglade tallnaturskogar. Substratet nyskapas i begränsad omfattning och arten är en utmärkt indikator på höga naturvärden i denna skogstyp. Tall- och barrblandskogar med naturskogskaraktär och spår av bränder har ofta höga biologiska värden och bör skyddas. På vedflamlavens bål kan den sällsynta spiklaven/parasiten </w:t>
+      </w:r>
+      <w:r>
+        <w:rPr>
+          <w:i/>
+        </w:rPr>
+        <w:t>Calicium ramboldiicola</w:t>
+      </w:r>
+      <w:r>
+        <w:t xml:space="preserve"> (VU) påträffas (SLU Artdatabanken, 2026).</w:t>
+      </w:r>
+    </w:p>
+    <w:p>
+      <w:r>
+        <w:rPr>
+          <w:b/>
+        </w:rPr>
+        <w:t>Vedskivlav (NT)</w:t>
+      </w:r>
+      <w:r>
+        <w:t xml:space="preserve"> växer på gammal, torr, exponerad, hård kärnved av framförallt tall i naturskogsartade bestånd. Avverkning av tallskog av naturskogskaraktär med spår av återkommande bränder är ett hot. Mängden lämplig ved att växa på för vedskivlav minskar, dels på grund av naturlig nedbrytning men framförallt på grund av att de förstörs i samband med slutavverkningar, gallringar och markberedning. Tall- och blandbarrskogar av naturskogskaraktär med spår av återkommande bränder bör skyddas. Vedskivlav är typisk art för </w:t>
+      </w:r>
+      <w:r>
+        <w:rPr>
+          <w:i/>
+        </w:rPr>
+        <w:t>9010 Taiga</w:t>
+      </w:r>
+      <w:r>
+        <w:t xml:space="preserve"> (SLU Artdatabanken, 2024).</w:t>
+      </w:r>
+    </w:p>
+    <w:p>
+      <w:r>
+        <w:rPr>
+          <w:b/>
+        </w:rPr>
+        <w:t>Violettgrå tagellav (NT)</w:t>
+      </w:r>
+      <w:r>
+        <w:t xml:space="preserve"> växer nästan uteslutande i gamla olikåldriga barrnaturskogar med lång skoglig kontinuitet och är en utmärkt signal på skog med höga naturvärden. Slutavverkning av tidigare aldrig slutavverkad skog (kontinuitetsskog) är det största hotet. Biotopen nyskapas i begränsad omfattning och barrskog äldre än 160 år, där den violettgrå tagellaven huvudsakligen påträffas har minskat med 50% de senaste 50 åren. Lågproduktiv skogsmark där laven förekommer bör undantas från skogsbruk och rika förekomster i äldre granskog bör skyddas. Arten är känslig för uttorkning och det är väsentligt att tillräckligt stora bestånd avsätts. Violettgrå tagellav är typisk art för </w:t>
+      </w:r>
+      <w:r>
+        <w:rPr>
+          <w:i/>
+        </w:rPr>
+        <w:t>9010 Taiga</w:t>
+      </w:r>
+      <w:r>
+        <w:t xml:space="preserve"> (SLU Artdatabanken, 2024; Nitare &amp; Skogsstyrelsen, 2019).</w:t>
       </w:r>
     </w:p>
     <w:p>
@@ -332,6 +413,116 @@
         <w:pStyle w:val="Heading1"/>
       </w:pPr>
       <w:r>
+        <w:t>Fridlysta arter</w:t>
+      </w:r>
+    </w:p>
+    <w:p>
+      <w:r>
+        <w:t>Följande fridlysta arter har sina livsmiljöer och växtplatser i den avverkningsanmälda skogen: spillkråka (NT, §4), pärluggla (§4) och tjäder (§4).</w:t>
+      </w:r>
+    </w:p>
+    <w:p>
+      <w:r>
+        <w:t xml:space="preserve">Observera att medlemsländerna är skyldiga att agera i enlighet med EU:s fågeldirektiv där det uttryckligen står att direktivet gäller för fåglar samt för deras ägg, bon och </w:t>
+      </w:r>
+      <w:r>
+        <w:rPr>
+          <w:b/>
+        </w:rPr>
+        <w:t xml:space="preserve">livsmiljöer </w:t>
+      </w:r>
+      <w:r>
+        <w:t>(artikel 1). Vidare att de åtgärder som vidtas inte får leda till en försämring av den nuvarande situationen beträffande bevarandet av de fågelarter som avses i artikel 1 (artikel 13). Fågeldirektivet är styrande för tillsynsansvariga myndigheters ärendehantering, ställningstaganden och beslutsfattande.</w:t>
+      </w:r>
+    </w:p>
+    <w:p>
+      <w:r>
+        <w:rPr>
+          <w:b/>
+        </w:rPr>
+        <w:t>Pärluggla (EN, §4)</w:t>
+      </w:r>
+      <w:r>
+        <w:t xml:space="preserve"> är en starkt hotad art som omfattas av bilaga 1 EU:s fågeldirektiv. Beståndet har gradvis minskat sedan början av 1980-talet och efter 2010 tyder data från Svensk Fågeltaxering på att beståndet i det närmaste helt kraschat. Minskningstakten har uppgått till 60 (40–80) % under de senaste 15 åren. Pärlugglan är beroende av äldre, varierad skog med goda jaktmöjligheter och god tillgång på lämpliga trädhål som boplatser. Hemområdet är i storleksordningen 200–500 hektar, men storleken varierar kraftigt beroende på hur mycket föda det finns. Undvik skogsbruksåtgärder som kan skada hänsynskrävande miljöer, som till exempel strand- och sumpskogar med naturskogskaraktär, äldre skog på uddar och öar, raviner, klyftor och blockmarker samt berg- och rasbranter, äldre hällmarksskog, äldre sandtallskogar, naturskogsrester, eller äldre trädbestånd med mycket hänglavar eller död ved. Pärluggla är typisk art för </w:t>
+      </w:r>
+      <w:r>
+        <w:rPr>
+          <w:i/>
+        </w:rPr>
+        <w:t>9010 Västlig taiga</w:t>
+      </w:r>
+      <w:r>
+        <w:t xml:space="preserve"> (SLU Artdatabanken, 2026; Skogsstyrelsen, 2016).</w:t>
+      </w:r>
+    </w:p>
+    <w:p>
+      <w:r>
+        <w:rPr>
+          <w:b/>
+        </w:rPr>
+        <w:t>Spillkråka (§4)</w:t>
+      </w:r>
+      <w:r>
+        <w:t xml:space="preserve"> omfattas av bilaga 1 i EU:s fågeldirektiv och är typisk art för </w:t>
+      </w:r>
+      <w:r>
+        <w:rPr>
+          <w:i/>
+        </w:rPr>
+        <w:t xml:space="preserve">9010 Taiga </w:t>
+      </w:r>
+      <w:r>
+        <w:t>och</w:t>
+      </w:r>
+      <w:r>
+        <w:rPr>
+          <w:i/>
+        </w:rPr>
+        <w:t xml:space="preserve"> 9740 Skogsbevuxen myr</w:t>
+      </w:r>
+      <w:r>
+        <w:t>. Den behöver grova träd, främst tall, asp och bok som boträd. Skogsbruk med korta omloppstider och täta, homogena ungskogar utgör det största hotet. Spillkråka är en nyckelart i skogliga miljöer vars övergivna bohål utnyttjas av flera andra hålhäckande fågelarter och fladdermöss, däribland pärluggla (EN, §4), knipa (§4), salskrake (§4) och skogsduva (§4). Hökuggla (VU, §4) och slaguggla (§4) häckar ofta i högstubbar som brutits av i höjd med ett gammalt spillkråkebo (SLU Artdatabanken, 2026; Skogsstyrelsen, 2016).</w:t>
+      </w:r>
+    </w:p>
+    <w:p>
+      <w:r>
+        <w:rPr>
+          <w:b/>
+        </w:rPr>
+        <w:t>Tjäder (§4)</w:t>
+      </w:r>
+      <w:r>
+        <w:t xml:space="preserve"> omfattas av bilaga 1 och 2 EU:s fågeldirektiv och är typisk art för </w:t>
+      </w:r>
+      <w:r>
+        <w:rPr>
+          <w:i/>
+        </w:rPr>
+        <w:t xml:space="preserve">9010 Taiga </w:t>
+      </w:r>
+      <w:r>
+        <w:t xml:space="preserve">och </w:t>
+      </w:r>
+      <w:r>
+        <w:rPr>
+          <w:i/>
+        </w:rPr>
+        <w:t>9740 Skogsbevuxen myr</w:t>
+      </w:r>
+      <w:r>
+        <w:t>. Tjädern är en utpräglad skogsfågel knuten till större sammanhängande barrskogsområden. Tupparna och hönorna utnyttjar till viss del olika miljöer, och habitatvalet varierar dessutom mellan olika delar av året. För att det ska finnas livskraftiga tjäderbestånd krävs funktionella skogslandskap med en blandning av uppvuxen, gles och luckig skog, täta sumpskogar, myrar och andra små våtmarker. Arten försvinner när skogen fragmenteras och den sammanlagda arealen hyggen och andra öppna områden blir för stor. Ett småskaligt och försiktigt virkesuttag genom hyggesfria metoder kan i vissa fall vara möjligt i området inom 200 m från lekcentrum. Längre ut från lekcentrum, inom 200–500 m bör den avverkade ytan inte överskrida 1 hektar för att undvika alltför stora och snabba förändringar (Skogsstyrelsen, 2019; SLU Artdatabanken, 2024).</w:t>
+      </w:r>
+    </w:p>
+    <w:p>
+      <w:r>
+        <w:t>I BILAGA 1 finns mer detaljerad information om ekologi samt krav på livsmiljö hos fridlysta arter.</w:t>
+      </w:r>
+    </w:p>
+    <w:p>
+      <w:pPr>
+        <w:pStyle w:val="Heading1"/>
+      </w:pPr>
+      <w:r>
         <w:t>Certifiering</w:t>
       </w:r>
     </w:p>
@@ -433,7 +624,7 @@
         <w:rPr>
           <w:i/>
         </w:rPr>
-        <w:t>I det avverkningsanmälda skogsområdet har 2 naturvårdsarter varav 1 rödlistade arter sina livsmiljöer och växtplatser.</w:t>
+        <w:t>I det avverkningsanmälda skogsområdet har 12 naturvårdsarter varav 9 rödlistade arter sina livsmiljöer och växtplatser.</w:t>
       </w:r>
     </w:p>
     <w:p>
@@ -768,6 +959,75 @@
       </w:r>
       <w:r>
         <w:t>SLU Artdatabanken, Uppsala.</w:t>
+      </w:r>
+    </w:p>
+    <w:p>
+      <w:pPr>
+        <w:pStyle w:val="Heading1"/>
+      </w:pPr>
+      <w:r>
+        <w:t>Tjäder – ekologi samt krav på livsmiljön</w:t>
+      </w:r>
+    </w:p>
+    <w:p>
+      <w:r>
+        <w:t xml:space="preserve">Tjäder (§4) omfattas av bilaga 1 och 2 EU:s fågeldirektiv och är typisk art för </w:t>
+      </w:r>
+      <w:r>
+        <w:rPr>
+          <w:i/>
+        </w:rPr>
+        <w:t xml:space="preserve">9010 Taiga </w:t>
+      </w:r>
+      <w:r>
+        <w:t xml:space="preserve">och </w:t>
+      </w:r>
+      <w:r>
+        <w:rPr>
+          <w:i/>
+        </w:rPr>
+        <w:t>9740 Skogsbevuxen myr</w:t>
+      </w:r>
+      <w:r>
+        <w:t>. Tjädern är en utpräglad skogsfågel knuten till större sammanhängande barrskogsområden. Tupparna och hönorna utnyttjar till viss del olika miljöer, och habitatvalet varierar dessutom mellan olika delar av året. För att det ska finnas livskraftiga tjäderbestånd krävs funktionella skogslandskap med en blandning av uppvuxen, gles och luckig skog, täta sumpskogar, myrar och andra små våtmarker (Skogsstyrelsen, 2019; SLU Artdatabanken 2024).</w:t>
+      </w:r>
+    </w:p>
+    <w:p>
+      <w:r>
+        <w:t>Arten försvinner när skogen fragmenteras och den sammanlagda arealen hyggen och andra öppna områden blir för stor. Ett småskaligt och försiktigt virkesuttag genom hyggesfria metoder kan i vissa fall vara möjligt i området inom 200 m från lekcentrum. Längre ut från lekcentrum, inom 200–500 m bör den avverkade ytan inte överskrida 1 hektar för att undvika alltför stora och snabba förändringar (Skogsstyrelsen, 2019).</w:t>
+      </w:r>
+    </w:p>
+    <w:p>
+      <w:pPr>
+        <w:pStyle w:val="Heading2"/>
+      </w:pPr>
+      <w:r>
+        <w:t>Referenser – tjäder</w:t>
+      </w:r>
+    </w:p>
+    <w:p>
+      <w:r>
+        <w:t xml:space="preserve">Skogsstyrelsen, 2019. </w:t>
+      </w:r>
+      <w:r>
+        <w:rPr>
+          <w:i/>
+        </w:rPr>
+        <w:t>Vägledning för hänsyn till fåglar – tjäder.</w:t>
+      </w:r>
+    </w:p>
+    <w:p>
+      <w:r>
+        <w:t xml:space="preserve">SLU Artdatabanken, 2024. </w:t>
+      </w:r>
+      <w:r>
+        <w:rPr>
+          <w:i/>
+        </w:rPr>
+        <w:t xml:space="preserve">Artfaktablad. Naturvård – artfakta. </w:t>
+      </w:r>
+      <w:r>
+        <w:t>SLU Artdatabanken, Uppsala</w:t>
       </w:r>
     </w:p>
     <w:sectPr>
@@ -898,7 +1158,7 @@
     <w:r>
       <w:tab/>
       <w:tab/>
-      <w:t>2026-05-17</w:t>
+      <w:t>2026-05-18</w:t>
       <w:br/>
       <w:br/>
     </w:r>

--- a/klagomål/A 22782-2026 FSC-klagomål.docx
+++ b/klagomål/A 22782-2026 FSC-klagomål.docx
@@ -1158,7 +1158,7 @@
     <w:r>
       <w:tab/>
       <w:tab/>
-      <w:t>2026-05-18</w:t>
+      <w:t>2026-05-19</w:t>
       <w:br/>
       <w:br/>
     </w:r>

--- a/klagomål/A 22782-2026 FSC-klagomål.docx
+++ b/klagomål/A 22782-2026 FSC-klagomål.docx
@@ -1158,7 +1158,7 @@
     <w:r>
       <w:tab/>
       <w:tab/>
-      <w:t>2026-05-19</w:t>
+      <w:t>2026-05-20</w:t>
       <w:br/>
       <w:br/>
     </w:r>

--- a/klagomål/A 22782-2026 FSC-klagomål.docx
+++ b/klagomål/A 22782-2026 FSC-klagomål.docx
@@ -1158,7 +1158,7 @@
     <w:r>
       <w:tab/>
       <w:tab/>
-      <w:t>2026-06-15</w:t>
+      <w:t>2026-06-16</w:t>
       <w:br/>
       <w:br/>
     </w:r>

--- a/klagomål/A 22782-2026 FSC-klagomål.docx
+++ b/klagomål/A 22782-2026 FSC-klagomål.docx
@@ -1158,7 +1158,7 @@
     <w:r>
       <w:tab/>
       <w:tab/>
-      <w:t>2026-06-16</w:t>
+      <w:t>2026-06-17</w:t>
       <w:br/>
       <w:br/>
     </w:r>

--- a/klagomål/A 22782-2026 FSC-klagomål.docx
+++ b/klagomål/A 22782-2026 FSC-klagomål.docx
@@ -1,6 +1,6 @@
 
 <file path=word/document.xml><?xml version="1.0" encoding="utf-8"?>
-<w:document xmlns:wpc="http://schemas.microsoft.com/office/word/2010/wordprocessingCanvas" xmlns:cx="http://schemas.microsoft.com/office/drawing/2014/chartex" xmlns:cx1="http://schemas.microsoft.com/office/drawing/2015/9/8/chartex" xmlns:cx2="http://schemas.microsoft.com/office/drawing/2015/10/21/chartex" xmlns:cx3="http://schemas.microsoft.com/office/drawing/2016/5/9/chartex" xmlns:cx4="http://schemas.microsoft.com/office/drawing/2016/5/10/chartex" xmlns:cx5="http://schemas.microsoft.com/office/drawing/2016/5/11/chartex" xmlns:cx6="http://schemas.microsoft.com/office/drawing/2016/5/12/chartex" xmlns:cx7="http://schemas.microsoft.com/office/drawing/2016/5/13/chartex" xmlns:cx8="http://schemas.microsoft.com/office/drawing/2016/5/14/chartex" xmlns:mc="http://schemas.openxmlformats.org/markup-compatibility/2006" xmlns:aink="http://schemas.microsoft.com/office/drawing/2016/ink" xmlns:am3d="http://schemas.microsoft.com/office/drawing/2017/model3d" xmlns:o="urn:schemas-microsoft-com:office:office" xmlns:oel="http://schemas.microsoft.com/office/2019/extlst" xmlns:r="http://schemas.openxmlformats.org/officeDocument/2006/relationships" xmlns:m="http://schemas.openxmlformats.org/officeDocument/2006/math" xmlns:v="urn:schemas-microsoft-com:vml" xmlns:wp14="http://schemas.microsoft.com/office/word/2010/wordprocessingDrawing" xmlns:wp="http://schemas.openxmlformats.org/drawingml/2006/wordprocessingDrawing" xmlns:w10="urn:schemas-microsoft-com:office:word" xmlns:w="http://schemas.openxmlformats.org/wordprocessingml/2006/main" xmlns:w14="http://schemas.microsoft.com/office/word/2010/wordml" xmlns:w15="http://schemas.microsoft.com/office/word/2012/wordml" xmlns:w16cex="http://schemas.microsoft.com/office/word/2018/wordml/cex" xmlns:w16cid="http://schemas.microsoft.com/office/word/2016/wordml/cid" xmlns:w16="http://schemas.microsoft.com/office/word/2018/wordml" xmlns:w16sdtdh="http://schemas.microsoft.com/office/word/2020/wordml/sdtdatahash" xmlns:w16se="http://schemas.microsoft.com/office/word/2015/wordml/symex" xmlns:wpg="http://schemas.microsoft.com/office/word/2010/wordprocessingGroup" xmlns:wpi="http://schemas.microsoft.com/office/word/2010/wordprocessingInk" xmlns:wne="http://schemas.microsoft.com/office/word/2006/wordml" xmlns:wps="http://schemas.microsoft.com/office/word/2010/wordprocessingShape" mc:Ignorable="w14 w15 w16se w16cid w16 w16cex w16sdtdh wp14">
+<w:document xmlns:wpc="http://schemas.microsoft.com/office/word/2010/wordprocessingCanvas" xmlns:cx="http://schemas.microsoft.com/office/drawing/2014/chartex" xmlns:cx1="http://schemas.microsoft.com/office/drawing/2015/9/8/chartex" xmlns:cx2="http://schemas.microsoft.com/office/drawing/2015/10/21/chartex" xmlns:cx3="http://schemas.microsoft.com/office/drawing/2016/5/9/chartex" xmlns:cx4="http://schemas.microsoft.com/office/drawing/2016/5/10/chartex" xmlns:cx5="http://schemas.microsoft.com/office/drawing/2016/5/11/chartex" xmlns:cx6="http://schemas.microsoft.com/office/drawing/2016/5/12/chartex" xmlns:cx7="http://schemas.microsoft.com/office/drawing/2016/5/13/chartex" xmlns:cx8="http://schemas.microsoft.com/office/drawing/2016/5/14/chartex" xmlns:mc="http://schemas.openxmlformats.org/markup-compatibility/2006" xmlns:aink="http://schemas.microsoft.com/office/drawing/2016/ink" xmlns:am3d="http://schemas.microsoft.com/office/drawing/2017/model3d" xmlns:o="urn:schemas-microsoft-com:office:office" xmlns:oel="http://schemas.microsoft.com/office/2019/extlst" xmlns:r="http://schemas.openxmlformats.org/officeDocument/2006/relationships" xmlns:m="http://schemas.openxmlformats.org/officeDocument/2006/math" xmlns:v="urn:schemas-microsoft-com:vml" xmlns:wp14="http://schemas.microsoft.com/office/word/2010/wordprocessingDrawing" xmlns:wp="http://schemas.openxmlformats.org/drawingml/2006/wordprocessingDrawing" xmlns:w10="urn:schemas-microsoft-com:office:word" xmlns:w="http://schemas.openxmlformats.org/wordprocessingml/2006/main" xmlns:w14="http://schemas.microsoft.com/office/word/2010/wordml" xmlns:w15="http://schemas.microsoft.com/office/word/2012/wordml" xmlns:w16cex="http://schemas.microsoft.com/office/word/2018/wordml/cex" xmlns:w16cid="http://schemas.microsoft.com/office/word/2016/wordml/cid" xmlns:w16="http://schemas.microsoft.com/office/word/2018/wordml" xmlns:w16du="http://schemas.microsoft.com/office/word/2023/wordml/word16du" xmlns:w16sdtdh="http://schemas.microsoft.com/office/word/2020/wordml/sdtdatahash" xmlns:w16sdtfl="http://schemas.microsoft.com/office/word/2024/wordml/sdtformatlock" xmlns:w16se="http://schemas.microsoft.com/office/word/2015/wordml/symex" xmlns:wpg="http://schemas.microsoft.com/office/word/2010/wordprocessingGroup" xmlns:wpi="http://schemas.microsoft.com/office/word/2010/wordprocessingInk" xmlns:wne="http://schemas.microsoft.com/office/word/2006/wordml" xmlns:wps="http://schemas.microsoft.com/office/word/2010/wordprocessingShape" mc:Ignorable="w14 w15 w16se w16cid w16 w16cex w16sdtdh w16sdtfl w16du wp14">
   <w:body>
     <w:p>
       <w:r>
@@ -168,7 +168,7 @@
     </w:p>
     <w:p>
       <w:r>
-        <w:t>Detta dokument behandlar höga naturvärden i avverkningsanmälan A 22782-2026 i Malung-Sälens kommun. Denna avverkningsanmälan inkom 2026-05-15 14:17:41 och omfattar 25,5 ha.</w:t>
+        <w:t>Detta dokument behandlar höga naturvärden i avverkningsanmälan A 22782-2026 i Malung-Sälens kommun som inkom 2026-05-15 och omfattar 25,5 ha.</w:t>
       </w:r>
     </w:p>
     <w:p>
@@ -191,12 +191,15 @@
     </w:p>
     <w:p>
       <w:r>
-        <w:t>I avverkningsanmälan har följande 12 naturvårdsarter hittats: blågrå svartspik (NT), dvärgbägarlav (NT), garnlav (NT), kortskaftad ärgspik (NT), mörk kolflarnlav (NT), spillkråka (NT, §4), vedflamlav (NT), vedskivlav (NT), violettgrå tagellav (NT), nästlav (S), pärluggla (§4) och tjäder (§4). Av dessa är 9 rödlistade. För rödlistade arter har rödlistekategorin angivits inom parentes. Arter som är signalarter enligt Skogsstyrelsen har markerats med (S). För fridlysta arter anges även paragrafen i Artskyddsförordningen som arten är fridlyst enligt.</w:t>
+        <w:t>I och inom 25 meter från avverkningsanmälan har följande 15 naturvårdsarter hittats: pärluggla (EN, T, §4), garnlav (VU, T), blågrå svartspik (NT), dvärgbägarlav (NT, T), kortskaftad ärgspik (NT), mörk kolflarnlav (NT), skuggblåslav (NT, T), vedflamlav (NT), vedskivlav (NT, T), violettgrå tagellav (NT, T), norrlandslav (S, T), nästlav (S, T), spillkråka (T, §4), tjäder (T, §4) och orre (§4). Av dessa är 10 rödlistade. För rödlistade arter har rödlistekategorin angivits inom parentes. Arter som är signalarter enligt Skogsstyrelsen har markerats med (S). Typiska arter inom Natura 2000 som är kopplade till skogsekosystem har markerats med (T). För fridlysta arter anges även paragrafen i Artskyddsförordningen som arten är fridlyst enligt.</w:t>
       </w:r>
     </w:p>
     <w:p>
       <w:r>
-        <w:t>De påträffade naturvårdsarterna är ett tydligt kvitto på att detta rör sig om en skog med höga naturvärden. I Figur 1 visas en karta över det avverkningsanmälda området, där samtliga fyndplatser för naturvårdsarter som finns registrerade på Artportalen har markerats.</w:t>
+        <w:t>De påträffade naturvårdsarterna är ett tydligt kvitto på att det rör sig om en skog med höga naturvärden.</w:t>
+      </w:r>
+      <w:r>
+        <w:t xml:space="preserve"> I Figur 1 visas fyndplatser för naturvårdsarter i området, som finns registrerade på Artportalen.</w:t>
       </w:r>
     </w:p>
     <w:p>
@@ -206,7 +209,7 @@
       <w:r>
         <w:drawing>
           <wp:inline xmlns:a="http://schemas.openxmlformats.org/drawingml/2006/main" xmlns:pic="http://schemas.openxmlformats.org/drawingml/2006/picture">
-            <wp:extent cx="5486400" cy="5585867"/>
+            <wp:extent cx="5486400" cy="5406510"/>
             <wp:docPr id="1" name="Picture 1"/>
             <wp:cNvGraphicFramePr>
               <a:graphicFrameLocks noChangeAspect="1"/>
@@ -227,7 +230,7 @@
                   <pic:spPr>
                     <a:xfrm>
                       <a:off x="0" y="0"/>
-                      <a:ext cx="5486400" cy="5585867"/>
+                      <a:ext cx="5486400" cy="5406510"/>
                     </a:xfrm>
                     <a:prstGeom prst="rect"/>
                   </pic:spPr>
@@ -241,9 +244,128 @@
     <w:p>
       <w:pPr>
         <w:pStyle w:val="Caption"/>
+        <w:spacing w:after="240"/>
       </w:pPr>
       <w:r>
-        <w:t>Figur 1. Fyndplatser för naturvårdsarter i det avverkningsanmälda området (röd linje). Markörer utan svart kant är placerade på fyndplatsen. Markörer med svart kant är placerade vid sidan av fyndplatsen och har ett svart streck som visar fyndplatsens exakta position. Kartans mittpunktskoordinat är N 6763180, E 396358 i SWEREF 99 TM.</w:t>
+        <w:t>Figur 1. Fyndplatser för naturvårdsarter i och inom 25 meter från avverkningsanmälan (röd linje). Markörer utan svart kant är placerade på fyndplatsen. Markörer med svart kant är placerade vid sidan av fyndplatsen och har ett svart streck som visar fyndplatsens exakta position. Kartans mittpunktskoordinat är N 6763180, E 396358 i SWEREF 99 TM.</w:t>
+      </w:r>
+    </w:p>
+    <w:p>
+      <w:pPr>
+        <w:pStyle w:val="Heading2"/>
+      </w:pPr>
+      <w:r>
+        <w:t>Fridlysta arter</w:t>
+      </w:r>
+    </w:p>
+    <w:p>
+      <w:r>
+        <w:t>Följande fridlysta arter har sina livsmiljöer och växtplatser i den avverkningsanmälda skogen: pärluggla (EN, T, §4), spillkråka (T, §4), tjäder (T, §4) och orre (§4).</w:t>
+      </w:r>
+    </w:p>
+    <w:p>
+      <w:r>
+        <w:t xml:space="preserve">Observera att medlemsländerna är skyldiga att agera i enlighet med EU:s fågeldirektiv där det uttryckligen står att direktivet gäller för fåglar samt för deras ägg, bon och </w:t>
+      </w:r>
+      <w:r>
+        <w:rPr>
+          <w:b/>
+        </w:rPr>
+        <w:t xml:space="preserve">livsmiljöer </w:t>
+      </w:r>
+      <w:r>
+        <w:t>(artikel 1). Vidare att de åtgärder som vidtas inte får leda till en försämring av den nuvarande situationen beträffande bevarandet av de fågelarter som avses i artikel 1 (artikel 13). Fågeldirektivet är styrande för tillsynsansvariga myndigheters ärendehantering, ställningstaganden och beslutsfattande.</w:t>
+      </w:r>
+    </w:p>
+    <w:p>
+      <w:r>
+        <w:rPr>
+          <w:b/>
+        </w:rPr>
+        <w:t>Pärluggla (EN, §4)</w:t>
+      </w:r>
+      <w:r>
+        <w:t xml:space="preserve"> är en starkt hotad art som omfattas av bilaga 1 EU:s fågeldirektiv. Beståndet har gradvis minskat sedan början av 1980-talet och efter 2010 tyder data från Svensk Fågeltaxering på att beståndet i det närmaste helt kraschat. Minskningstakten har uppgått till 60 (40–80) % under de senaste 15 åren. Pärlugglan är beroende av äldre, varierad skog med goda jaktmöjligheter och god tillgång på lämpliga trädhål som boplatser. Hemområdet är i storleksordningen 200–500 hektar, men storleken varierar kraftigt beroende på hur mycket föda det finns. Undvik skogsbruksåtgärder som kan skada hänsynskrävande miljöer, som till exempel strand- och sumpskogar med naturskogskaraktär, äldre skog på uddar och öar, raviner, klyftor och blockmarker samt berg- och rasbranter, äldre hällmarksskog, äldre sandtallskogar, naturskogsrester, eller äldre trädbestånd med mycket hänglavar eller död ved. Pärluggla är typisk art för </w:t>
+      </w:r>
+      <w:r>
+        <w:rPr>
+          <w:i/>
+        </w:rPr>
+        <w:t>9010 Västlig taiga</w:t>
+      </w:r>
+      <w:r>
+        <w:t xml:space="preserve"> (SLU Artdatabanken, 2026; Skogsstyrelsen, 2016).</w:t>
+      </w:r>
+    </w:p>
+    <w:p>
+      <w:r>
+        <w:rPr>
+          <w:b/>
+        </w:rPr>
+        <w:t>Spillkråka (§4)</w:t>
+      </w:r>
+      <w:r>
+        <w:t xml:space="preserve"> omfattas av bilaga 1 i EU:s fågeldirektiv och är typisk art för </w:t>
+      </w:r>
+      <w:r>
+        <w:rPr>
+          <w:i/>
+        </w:rPr>
+        <w:t xml:space="preserve">9010 Taiga </w:t>
+      </w:r>
+      <w:r>
+        <w:t>och</w:t>
+      </w:r>
+      <w:r>
+        <w:rPr>
+          <w:i/>
+        </w:rPr>
+        <w:t xml:space="preserve"> 9740 Skogsbevuxen myr</w:t>
+      </w:r>
+      <w:r>
+        <w:t>. Den behöver grova träd, främst tall, asp och bok som boträd. Skogsbruk med korta omloppstider och täta, homogena ungskogar utgör det största hotet. Spillkråka är en nyckelart i skogliga miljöer vars övergivna bohål utnyttjas av flera andra hålhäckande fågelarter och fladdermöss, däribland pärluggla (EN, §4), knipa (§4), salskrake (§4) och skogsduva (§4). Hökuggla (VU, §4) och slaguggla (§4) häckar ofta i högstubbar som brutits av i höjd med ett gammalt spillkråkebo (SLU Artdatabanken, 2026; Skogsstyrelsen, 2016).</w:t>
+      </w:r>
+    </w:p>
+    <w:p>
+      <w:r>
+        <w:rPr>
+          <w:b/>
+        </w:rPr>
+        <w:t>Tjäder (§4)</w:t>
+      </w:r>
+      <w:r>
+        <w:t xml:space="preserve"> omfattas av bilaga 1 och 2 EU:s fågeldirektiv och är typisk art för </w:t>
+      </w:r>
+      <w:r>
+        <w:rPr>
+          <w:i/>
+        </w:rPr>
+        <w:t xml:space="preserve">9010 Taiga </w:t>
+      </w:r>
+      <w:r>
+        <w:t xml:space="preserve">och </w:t>
+      </w:r>
+      <w:r>
+        <w:rPr>
+          <w:i/>
+        </w:rPr>
+        <w:t>9740 Skogsbevuxen myr</w:t>
+      </w:r>
+      <w:r>
+        <w:t>. Tjädern är en utpräglad skogsfågel knuten till större sammanhängande barrskogsområden. Tupparna och hönorna utnyttjar till viss del olika miljöer, och habitatvalet varierar dessutom mellan olika delar av året. För att det ska finnas livskraftiga tjäderbestånd krävs funktionella skogslandskap med en blandning av uppvuxen, gles och luckig skog, täta sumpskogar, myrar och andra små våtmarker. Arten försvinner när skogen fragmenteras och den sammanlagda arealen hyggen och andra öppna områden blir för stor. Ett småskaligt och försiktigt virkesuttag genom hyggesfria metoder kan i vissa fall vara möjligt i området inom 200 m från lekcentrum. Längre ut från lekcentrum, inom 200–500 m bör den avverkade ytan inte överskrida 1 hektar för att undvika alltför stora och snabba förändringar (Skogsstyrelsen, 2019; SLU Artdatabanken, 2024).</w:t>
+      </w:r>
+    </w:p>
+    <w:p>
+      <w:r>
+        <w:t>I BILAGA 1 finns mer detaljerad information om ekologi samt krav på livsmiljö hos fridlysta arter.</w:t>
+      </w:r>
+    </w:p>
+    <w:p>
+      <w:pPr>
+        <w:pStyle w:val="Heading2"/>
+      </w:pPr>
+      <w:r>
+        <w:t>Övriga naturvårdsarter</w:t>
       </w:r>
     </w:p>
     <w:p>
@@ -333,6 +455,35 @@
         <w:rPr>
           <w:b/>
         </w:rPr>
+        <w:t xml:space="preserve">Norrlandslav </w:t>
+      </w:r>
+      <w:r>
+        <w:t xml:space="preserve">indikerar söder om den naturliga norrlandsgränsen barrskogsbeklädda bergbranter eller andra ostörda skogsmiljöer med höga naturvärden. Norrlandslav är typisk art för </w:t>
+      </w:r>
+      <w:r>
+        <w:rPr>
+          <w:i/>
+        </w:rPr>
+        <w:t xml:space="preserve">9010 Taiga, 8110 Silikatrasmarker </w:t>
+      </w:r>
+      <w:r>
+        <w:t>och</w:t>
+      </w:r>
+      <w:r>
+        <w:rPr>
+          <w:i/>
+        </w:rPr>
+        <w:t xml:space="preserve"> 8120 Kalkrasmarker </w:t>
+      </w:r>
+      <w:r>
+        <w:t>(Nitare &amp; Skogsstyrelsen, 2000; SLU Artdatabanken, 2025).</w:t>
+      </w:r>
+    </w:p>
+    <w:p>
+      <w:r>
+        <w:rPr>
+          <w:b/>
+        </w:rPr>
         <w:t>Nästlav</w:t>
       </w:r>
       <w:r>
@@ -346,6 +497,26 @@
       </w:r>
       <w:r>
         <w:t>(Nitare &amp; Skogsstyrelsen, 2019; SLU Artdatabanken, 2025).</w:t>
+      </w:r>
+    </w:p>
+    <w:p>
+      <w:r>
+        <w:rPr>
+          <w:b/>
+        </w:rPr>
+        <w:t>Skuggblåslav (NT)</w:t>
+      </w:r>
+      <w:r>
+        <w:t xml:space="preserve"> växer på silikatsten eller gamla träd i äldre naturskogar med hög luftfuktighet. Den påverkas negativt av brist på kontinuitetsskog och minskningstakten för arten bedöms vara nära gränsvärdet för sårbar (VU). Skuggblåslav är typisk art för </w:t>
+      </w:r>
+      <w:r>
+        <w:rPr>
+          <w:i/>
+        </w:rPr>
+        <w:t xml:space="preserve">9010 Taiga </w:t>
+      </w:r>
+      <w:r>
+        <w:t>(Nitare &amp; Skogsstyrelsen, 2019; SLU Artdatabanken, 2026).</w:t>
       </w:r>
     </w:p>
     <w:p>
@@ -413,116 +584,6 @@
         <w:pStyle w:val="Heading1"/>
       </w:pPr>
       <w:r>
-        <w:t>Fridlysta arter</w:t>
-      </w:r>
-    </w:p>
-    <w:p>
-      <w:r>
-        <w:t>Följande fridlysta arter har sina livsmiljöer och växtplatser i den avverkningsanmälda skogen: spillkråka (NT, §4), pärluggla (§4) och tjäder (§4).</w:t>
-      </w:r>
-    </w:p>
-    <w:p>
-      <w:r>
-        <w:t xml:space="preserve">Observera att medlemsländerna är skyldiga att agera i enlighet med EU:s fågeldirektiv där det uttryckligen står att direktivet gäller för fåglar samt för deras ägg, bon och </w:t>
-      </w:r>
-      <w:r>
-        <w:rPr>
-          <w:b/>
-        </w:rPr>
-        <w:t xml:space="preserve">livsmiljöer </w:t>
-      </w:r>
-      <w:r>
-        <w:t>(artikel 1). Vidare att de åtgärder som vidtas inte får leda till en försämring av den nuvarande situationen beträffande bevarandet av de fågelarter som avses i artikel 1 (artikel 13). Fågeldirektivet är styrande för tillsynsansvariga myndigheters ärendehantering, ställningstaganden och beslutsfattande.</w:t>
-      </w:r>
-    </w:p>
-    <w:p>
-      <w:r>
-        <w:rPr>
-          <w:b/>
-        </w:rPr>
-        <w:t>Pärluggla (EN, §4)</w:t>
-      </w:r>
-      <w:r>
-        <w:t xml:space="preserve"> är en starkt hotad art som omfattas av bilaga 1 EU:s fågeldirektiv. Beståndet har gradvis minskat sedan början av 1980-talet och efter 2010 tyder data från Svensk Fågeltaxering på att beståndet i det närmaste helt kraschat. Minskningstakten har uppgått till 60 (40–80) % under de senaste 15 åren. Pärlugglan är beroende av äldre, varierad skog med goda jaktmöjligheter och god tillgång på lämpliga trädhål som boplatser. Hemområdet är i storleksordningen 200–500 hektar, men storleken varierar kraftigt beroende på hur mycket föda det finns. Undvik skogsbruksåtgärder som kan skada hänsynskrävande miljöer, som till exempel strand- och sumpskogar med naturskogskaraktär, äldre skog på uddar och öar, raviner, klyftor och blockmarker samt berg- och rasbranter, äldre hällmarksskog, äldre sandtallskogar, naturskogsrester, eller äldre trädbestånd med mycket hänglavar eller död ved. Pärluggla är typisk art för </w:t>
-      </w:r>
-      <w:r>
-        <w:rPr>
-          <w:i/>
-        </w:rPr>
-        <w:t>9010 Västlig taiga</w:t>
-      </w:r>
-      <w:r>
-        <w:t xml:space="preserve"> (SLU Artdatabanken, 2026; Skogsstyrelsen, 2016).</w:t>
-      </w:r>
-    </w:p>
-    <w:p>
-      <w:r>
-        <w:rPr>
-          <w:b/>
-        </w:rPr>
-        <w:t>Spillkråka (§4)</w:t>
-      </w:r>
-      <w:r>
-        <w:t xml:space="preserve"> omfattas av bilaga 1 i EU:s fågeldirektiv och är typisk art för </w:t>
-      </w:r>
-      <w:r>
-        <w:rPr>
-          <w:i/>
-        </w:rPr>
-        <w:t xml:space="preserve">9010 Taiga </w:t>
-      </w:r>
-      <w:r>
-        <w:t>och</w:t>
-      </w:r>
-      <w:r>
-        <w:rPr>
-          <w:i/>
-        </w:rPr>
-        <w:t xml:space="preserve"> 9740 Skogsbevuxen myr</w:t>
-      </w:r>
-      <w:r>
-        <w:t>. Den behöver grova träd, främst tall, asp och bok som boträd. Skogsbruk med korta omloppstider och täta, homogena ungskogar utgör det största hotet. Spillkråka är en nyckelart i skogliga miljöer vars övergivna bohål utnyttjas av flera andra hålhäckande fågelarter och fladdermöss, däribland pärluggla (EN, §4), knipa (§4), salskrake (§4) och skogsduva (§4). Hökuggla (VU, §4) och slaguggla (§4) häckar ofta i högstubbar som brutits av i höjd med ett gammalt spillkråkebo (SLU Artdatabanken, 2026; Skogsstyrelsen, 2016).</w:t>
-      </w:r>
-    </w:p>
-    <w:p>
-      <w:r>
-        <w:rPr>
-          <w:b/>
-        </w:rPr>
-        <w:t>Tjäder (§4)</w:t>
-      </w:r>
-      <w:r>
-        <w:t xml:space="preserve"> omfattas av bilaga 1 och 2 EU:s fågeldirektiv och är typisk art för </w:t>
-      </w:r>
-      <w:r>
-        <w:rPr>
-          <w:i/>
-        </w:rPr>
-        <w:t xml:space="preserve">9010 Taiga </w:t>
-      </w:r>
-      <w:r>
-        <w:t xml:space="preserve">och </w:t>
-      </w:r>
-      <w:r>
-        <w:rPr>
-          <w:i/>
-        </w:rPr>
-        <w:t>9740 Skogsbevuxen myr</w:t>
-      </w:r>
-      <w:r>
-        <w:t>. Tjädern är en utpräglad skogsfågel knuten till större sammanhängande barrskogsområden. Tupparna och hönorna utnyttjar till viss del olika miljöer, och habitatvalet varierar dessutom mellan olika delar av året. För att det ska finnas livskraftiga tjäderbestånd krävs funktionella skogslandskap med en blandning av uppvuxen, gles och luckig skog, täta sumpskogar, myrar och andra små våtmarker. Arten försvinner när skogen fragmenteras och den sammanlagda arealen hyggen och andra öppna områden blir för stor. Ett småskaligt och försiktigt virkesuttag genom hyggesfria metoder kan i vissa fall vara möjligt i området inom 200 m från lekcentrum. Längre ut från lekcentrum, inom 200–500 m bör den avverkade ytan inte överskrida 1 hektar för att undvika alltför stora och snabba förändringar (Skogsstyrelsen, 2019; SLU Artdatabanken, 2024).</w:t>
-      </w:r>
-    </w:p>
-    <w:p>
-      <w:r>
-        <w:t>I BILAGA 1 finns mer detaljerad information om ekologi samt krav på livsmiljö hos fridlysta arter.</w:t>
-      </w:r>
-    </w:p>
-    <w:p>
-      <w:pPr>
-        <w:pStyle w:val="Heading1"/>
-      </w:pPr>
-      <w:r>
         <w:t>Certifiering</w:t>
       </w:r>
     </w:p>
@@ -624,7 +685,7 @@
         <w:rPr>
           <w:i/>
         </w:rPr>
-        <w:t>I det avverkningsanmälda skogsområdet har 12 naturvårdsarter varav 9 rödlistade arter sina livsmiljöer och växtplatser.</w:t>
+        <w:t>I det avverkningsanmälda skogsområdet har 15 naturvårdsarter varav 10 rödlistade arter sina livsmiljöer och växtplatser.</w:t>
       </w:r>
     </w:p>
     <w:p>
@@ -1048,7 +1109,7 @@
 </file>
 
 <file path=word/endnotes.xml><?xml version="1.0" encoding="utf-8"?>
-<w:endnotes xmlns:wpc="http://schemas.microsoft.com/office/word/2010/wordprocessingCanvas" xmlns:cx="http://schemas.microsoft.com/office/drawing/2014/chartex" xmlns:cx1="http://schemas.microsoft.com/office/drawing/2015/9/8/chartex" xmlns:cx2="http://schemas.microsoft.com/office/drawing/2015/10/21/chartex" xmlns:cx3="http://schemas.microsoft.com/office/drawing/2016/5/9/chartex" xmlns:cx4="http://schemas.microsoft.com/office/drawing/2016/5/10/chartex" xmlns:cx5="http://schemas.microsoft.com/office/drawing/2016/5/11/chartex" xmlns:cx6="http://schemas.microsoft.com/office/drawing/2016/5/12/chartex" xmlns:cx7="http://schemas.microsoft.com/office/drawing/2016/5/13/chartex" xmlns:cx8="http://schemas.microsoft.com/office/drawing/2016/5/14/chartex" xmlns:mc="http://schemas.openxmlformats.org/markup-compatibility/2006" xmlns:aink="http://schemas.microsoft.com/office/drawing/2016/ink" xmlns:am3d="http://schemas.microsoft.com/office/drawing/2017/model3d" xmlns:o="urn:schemas-microsoft-com:office:office" xmlns:oel="http://schemas.microsoft.com/office/2019/extlst" xmlns:r="http://schemas.openxmlformats.org/officeDocument/2006/relationships" xmlns:m="http://schemas.openxmlformats.org/officeDocument/2006/math" xmlns:v="urn:schemas-microsoft-com:vml" xmlns:wp14="http://schemas.microsoft.com/office/word/2010/wordprocessingDrawing" xmlns:wp="http://schemas.openxmlformats.org/drawingml/2006/wordprocessingDrawing" xmlns:w10="urn:schemas-microsoft-com:office:word" xmlns:w="http://schemas.openxmlformats.org/wordprocessingml/2006/main" xmlns:w14="http://schemas.microsoft.com/office/word/2010/wordml" xmlns:w15="http://schemas.microsoft.com/office/word/2012/wordml" xmlns:w16cex="http://schemas.microsoft.com/office/word/2018/wordml/cex" xmlns:w16cid="http://schemas.microsoft.com/office/word/2016/wordml/cid" xmlns:w16="http://schemas.microsoft.com/office/word/2018/wordml" xmlns:w16sdtdh="http://schemas.microsoft.com/office/word/2020/wordml/sdtdatahash" xmlns:w16se="http://schemas.microsoft.com/office/word/2015/wordml/symex" xmlns:wpg="http://schemas.microsoft.com/office/word/2010/wordprocessingGroup" xmlns:wpi="http://schemas.microsoft.com/office/word/2010/wordprocessingInk" xmlns:wne="http://schemas.microsoft.com/office/word/2006/wordml" xmlns:wps="http://schemas.microsoft.com/office/word/2010/wordprocessingShape" mc:Ignorable="w14 w15 w16se w16cid w16 w16cex w16sdtdh wp14">
+<w:endnotes xmlns:wpc="http://schemas.microsoft.com/office/word/2010/wordprocessingCanvas" xmlns:cx="http://schemas.microsoft.com/office/drawing/2014/chartex" xmlns:cx1="http://schemas.microsoft.com/office/drawing/2015/9/8/chartex" xmlns:cx2="http://schemas.microsoft.com/office/drawing/2015/10/21/chartex" xmlns:cx3="http://schemas.microsoft.com/office/drawing/2016/5/9/chartex" xmlns:cx4="http://schemas.microsoft.com/office/drawing/2016/5/10/chartex" xmlns:cx5="http://schemas.microsoft.com/office/drawing/2016/5/11/chartex" xmlns:cx6="http://schemas.microsoft.com/office/drawing/2016/5/12/chartex" xmlns:cx7="http://schemas.microsoft.com/office/drawing/2016/5/13/chartex" xmlns:cx8="http://schemas.microsoft.com/office/drawing/2016/5/14/chartex" xmlns:mc="http://schemas.openxmlformats.org/markup-compatibility/2006" xmlns:aink="http://schemas.microsoft.com/office/drawing/2016/ink" xmlns:am3d="http://schemas.microsoft.com/office/drawing/2017/model3d" xmlns:o="urn:schemas-microsoft-com:office:office" xmlns:oel="http://schemas.microsoft.com/office/2019/extlst" xmlns:r="http://schemas.openxmlformats.org/officeDocument/2006/relationships" xmlns:m="http://schemas.openxmlformats.org/officeDocument/2006/math" xmlns:v="urn:schemas-microsoft-com:vml" xmlns:wp14="http://schemas.microsoft.com/office/word/2010/wordprocessingDrawing" xmlns:wp="http://schemas.openxmlformats.org/drawingml/2006/wordprocessingDrawing" xmlns:w10="urn:schemas-microsoft-com:office:word" xmlns:w="http://schemas.openxmlformats.org/wordprocessingml/2006/main" xmlns:w14="http://schemas.microsoft.com/office/word/2010/wordml" xmlns:w15="http://schemas.microsoft.com/office/word/2012/wordml" xmlns:w16cex="http://schemas.microsoft.com/office/word/2018/wordml/cex" xmlns:w16cid="http://schemas.microsoft.com/office/word/2016/wordml/cid" xmlns:w16="http://schemas.microsoft.com/office/word/2018/wordml" xmlns:w16du="http://schemas.microsoft.com/office/word/2023/wordml/word16du" xmlns:w16sdtdh="http://schemas.microsoft.com/office/word/2020/wordml/sdtdatahash" xmlns:w16sdtfl="http://schemas.microsoft.com/office/word/2024/wordml/sdtformatlock" xmlns:w16se="http://schemas.microsoft.com/office/word/2015/wordml/symex" xmlns:wpg="http://schemas.microsoft.com/office/word/2010/wordprocessingGroup" xmlns:wpi="http://schemas.microsoft.com/office/word/2010/wordprocessingInk" xmlns:wne="http://schemas.microsoft.com/office/word/2006/wordml" xmlns:wps="http://schemas.microsoft.com/office/word/2010/wordprocessingShape" mc:Ignorable="w14 w15 w16se w16cid w16 w16cex w16sdtdh w16sdtfl w16du wp14">
   <w:endnote w:type="separator" w:id="-1">
     <w:p>
       <w:pPr>
@@ -1073,7 +1134,7 @@
 </file>
 
 <file path=word/footer1.xml><?xml version="1.0" encoding="utf-8"?>
-<w:ftr xmlns:wpc="http://schemas.microsoft.com/office/word/2010/wordprocessingCanvas" xmlns:cx="http://schemas.microsoft.com/office/drawing/2014/chartex" xmlns:cx1="http://schemas.microsoft.com/office/drawing/2015/9/8/chartex" xmlns:cx2="http://schemas.microsoft.com/office/drawing/2015/10/21/chartex" xmlns:cx3="http://schemas.microsoft.com/office/drawing/2016/5/9/chartex" xmlns:cx4="http://schemas.microsoft.com/office/drawing/2016/5/10/chartex" xmlns:cx5="http://schemas.microsoft.com/office/drawing/2016/5/11/chartex" xmlns:cx6="http://schemas.microsoft.com/office/drawing/2016/5/12/chartex" xmlns:cx7="http://schemas.microsoft.com/office/drawing/2016/5/13/chartex" xmlns:cx8="http://schemas.microsoft.com/office/drawing/2016/5/14/chartex" xmlns:mc="http://schemas.openxmlformats.org/markup-compatibility/2006" xmlns:aink="http://schemas.microsoft.com/office/drawing/2016/ink" xmlns:am3d="http://schemas.microsoft.com/office/drawing/2017/model3d" xmlns:o="urn:schemas-microsoft-com:office:office" xmlns:oel="http://schemas.microsoft.com/office/2019/extlst" xmlns:r="http://schemas.openxmlformats.org/officeDocument/2006/relationships" xmlns:m="http://schemas.openxmlformats.org/officeDocument/2006/math" xmlns:v="urn:schemas-microsoft-com:vml" xmlns:wp14="http://schemas.microsoft.com/office/word/2010/wordprocessingDrawing" xmlns:wp="http://schemas.openxmlformats.org/drawingml/2006/wordprocessingDrawing" xmlns:w10="urn:schemas-microsoft-com:office:word" xmlns:w="http://schemas.openxmlformats.org/wordprocessingml/2006/main" xmlns:w14="http://schemas.microsoft.com/office/word/2010/wordml" xmlns:w15="http://schemas.microsoft.com/office/word/2012/wordml" xmlns:w16cex="http://schemas.microsoft.com/office/word/2018/wordml/cex" xmlns:w16cid="http://schemas.microsoft.com/office/word/2016/wordml/cid" xmlns:w16="http://schemas.microsoft.com/office/word/2018/wordml" xmlns:w16sdtdh="http://schemas.microsoft.com/office/word/2020/wordml/sdtdatahash" xmlns:w16se="http://schemas.microsoft.com/office/word/2015/wordml/symex" xmlns:wpg="http://schemas.microsoft.com/office/word/2010/wordprocessingGroup" xmlns:wpi="http://schemas.microsoft.com/office/word/2010/wordprocessingInk" xmlns:wne="http://schemas.microsoft.com/office/word/2006/wordml" xmlns:wps="http://schemas.microsoft.com/office/word/2010/wordprocessingShape" mc:Ignorable="w14 w15 w16se w16cid w16 w16cex w16sdtdh wp14">
+<w:ftr xmlns:wpc="http://schemas.microsoft.com/office/word/2010/wordprocessingCanvas" xmlns:cx="http://schemas.microsoft.com/office/drawing/2014/chartex" xmlns:cx1="http://schemas.microsoft.com/office/drawing/2015/9/8/chartex" xmlns:cx2="http://schemas.microsoft.com/office/drawing/2015/10/21/chartex" xmlns:cx3="http://schemas.microsoft.com/office/drawing/2016/5/9/chartex" xmlns:cx4="http://schemas.microsoft.com/office/drawing/2016/5/10/chartex" xmlns:cx5="http://schemas.microsoft.com/office/drawing/2016/5/11/chartex" xmlns:cx6="http://schemas.microsoft.com/office/drawing/2016/5/12/chartex" xmlns:cx7="http://schemas.microsoft.com/office/drawing/2016/5/13/chartex" xmlns:cx8="http://schemas.microsoft.com/office/drawing/2016/5/14/chartex" xmlns:mc="http://schemas.openxmlformats.org/markup-compatibility/2006" xmlns:aink="http://schemas.microsoft.com/office/drawing/2016/ink" xmlns:am3d="http://schemas.microsoft.com/office/drawing/2017/model3d" xmlns:o="urn:schemas-microsoft-com:office:office" xmlns:oel="http://schemas.microsoft.com/office/2019/extlst" xmlns:r="http://schemas.openxmlformats.org/officeDocument/2006/relationships" xmlns:m="http://schemas.openxmlformats.org/officeDocument/2006/math" xmlns:v="urn:schemas-microsoft-com:vml" xmlns:wp14="http://schemas.microsoft.com/office/word/2010/wordprocessingDrawing" xmlns:wp="http://schemas.openxmlformats.org/drawingml/2006/wordprocessingDrawing" xmlns:w10="urn:schemas-microsoft-com:office:word" xmlns:w="http://schemas.openxmlformats.org/wordprocessingml/2006/main" xmlns:w14="http://schemas.microsoft.com/office/word/2010/wordml" xmlns:w15="http://schemas.microsoft.com/office/word/2012/wordml" xmlns:w16cex="http://schemas.microsoft.com/office/word/2018/wordml/cex" xmlns:w16cid="http://schemas.microsoft.com/office/word/2016/wordml/cid" xmlns:w16="http://schemas.microsoft.com/office/word/2018/wordml" xmlns:w16du="http://schemas.microsoft.com/office/word/2023/wordml/word16du" xmlns:w16sdtdh="http://schemas.microsoft.com/office/word/2020/wordml/sdtdatahash" xmlns:w16sdtfl="http://schemas.microsoft.com/office/word/2024/wordml/sdtformatlock" xmlns:w16se="http://schemas.microsoft.com/office/word/2015/wordml/symex" xmlns:wpg="http://schemas.microsoft.com/office/word/2010/wordprocessingGroup" xmlns:wpi="http://schemas.microsoft.com/office/word/2010/wordprocessingInk" xmlns:wne="http://schemas.microsoft.com/office/word/2006/wordml" xmlns:wps="http://schemas.microsoft.com/office/word/2010/wordprocessingShape" mc:Ignorable="w14 w15 w16se w16cid w16 w16cex w16sdtdh w16sdtfl w16du wp14">
   <w:p>
     <w:pPr>
       <w:pStyle w:val="Footer"/>
@@ -1083,7 +1144,7 @@
 </file>
 
 <file path=word/footer2.xml><?xml version="1.0" encoding="utf-8"?>
-<w:ftr xmlns:wpc="http://schemas.microsoft.com/office/word/2010/wordprocessingCanvas" xmlns:cx="http://schemas.microsoft.com/office/drawing/2014/chartex" xmlns:cx1="http://schemas.microsoft.com/office/drawing/2015/9/8/chartex" xmlns:cx2="http://schemas.microsoft.com/office/drawing/2015/10/21/chartex" xmlns:cx3="http://schemas.microsoft.com/office/drawing/2016/5/9/chartex" xmlns:cx4="http://schemas.microsoft.com/office/drawing/2016/5/10/chartex" xmlns:cx5="http://schemas.microsoft.com/office/drawing/2016/5/11/chartex" xmlns:cx6="http://schemas.microsoft.com/office/drawing/2016/5/12/chartex" xmlns:cx7="http://schemas.microsoft.com/office/drawing/2016/5/13/chartex" xmlns:cx8="http://schemas.microsoft.com/office/drawing/2016/5/14/chartex" xmlns:mc="http://schemas.openxmlformats.org/markup-compatibility/2006" xmlns:aink="http://schemas.microsoft.com/office/drawing/2016/ink" xmlns:am3d="http://schemas.microsoft.com/office/drawing/2017/model3d" xmlns:o="urn:schemas-microsoft-com:office:office" xmlns:oel="http://schemas.microsoft.com/office/2019/extlst" xmlns:r="http://schemas.openxmlformats.org/officeDocument/2006/relationships" xmlns:m="http://schemas.openxmlformats.org/officeDocument/2006/math" xmlns:v="urn:schemas-microsoft-com:vml" xmlns:wp14="http://schemas.microsoft.com/office/word/2010/wordprocessingDrawing" xmlns:wp="http://schemas.openxmlformats.org/drawingml/2006/wordprocessingDrawing" xmlns:w10="urn:schemas-microsoft-com:office:word" xmlns:w="http://schemas.openxmlformats.org/wordprocessingml/2006/main" xmlns:w14="http://schemas.microsoft.com/office/word/2010/wordml" xmlns:w15="http://schemas.microsoft.com/office/word/2012/wordml" xmlns:w16cex="http://schemas.microsoft.com/office/word/2018/wordml/cex" xmlns:w16cid="http://schemas.microsoft.com/office/word/2016/wordml/cid" xmlns:w16="http://schemas.microsoft.com/office/word/2018/wordml" xmlns:w16sdtdh="http://schemas.microsoft.com/office/word/2020/wordml/sdtdatahash" xmlns:w16se="http://schemas.microsoft.com/office/word/2015/wordml/symex" xmlns:wpg="http://schemas.microsoft.com/office/word/2010/wordprocessingGroup" xmlns:wpi="http://schemas.microsoft.com/office/word/2010/wordprocessingInk" xmlns:wne="http://schemas.microsoft.com/office/word/2006/wordml" xmlns:wps="http://schemas.microsoft.com/office/word/2010/wordprocessingShape" mc:Ignorable="w14 w15 w16se w16cid w16 w16cex w16sdtdh wp14">
+<w:ftr xmlns:wpc="http://schemas.microsoft.com/office/word/2010/wordprocessingCanvas" xmlns:cx="http://schemas.microsoft.com/office/drawing/2014/chartex" xmlns:cx1="http://schemas.microsoft.com/office/drawing/2015/9/8/chartex" xmlns:cx2="http://schemas.microsoft.com/office/drawing/2015/10/21/chartex" xmlns:cx3="http://schemas.microsoft.com/office/drawing/2016/5/9/chartex" xmlns:cx4="http://schemas.microsoft.com/office/drawing/2016/5/10/chartex" xmlns:cx5="http://schemas.microsoft.com/office/drawing/2016/5/11/chartex" xmlns:cx6="http://schemas.microsoft.com/office/drawing/2016/5/12/chartex" xmlns:cx7="http://schemas.microsoft.com/office/drawing/2016/5/13/chartex" xmlns:cx8="http://schemas.microsoft.com/office/drawing/2016/5/14/chartex" xmlns:mc="http://schemas.openxmlformats.org/markup-compatibility/2006" xmlns:aink="http://schemas.microsoft.com/office/drawing/2016/ink" xmlns:am3d="http://schemas.microsoft.com/office/drawing/2017/model3d" xmlns:o="urn:schemas-microsoft-com:office:office" xmlns:oel="http://schemas.microsoft.com/office/2019/extlst" xmlns:r="http://schemas.openxmlformats.org/officeDocument/2006/relationships" xmlns:m="http://schemas.openxmlformats.org/officeDocument/2006/math" xmlns:v="urn:schemas-microsoft-com:vml" xmlns:wp14="http://schemas.microsoft.com/office/word/2010/wordprocessingDrawing" xmlns:wp="http://schemas.openxmlformats.org/drawingml/2006/wordprocessingDrawing" xmlns:w10="urn:schemas-microsoft-com:office:word" xmlns:w="http://schemas.openxmlformats.org/wordprocessingml/2006/main" xmlns:w14="http://schemas.microsoft.com/office/word/2010/wordml" xmlns:w15="http://schemas.microsoft.com/office/word/2012/wordml" xmlns:w16cex="http://schemas.microsoft.com/office/word/2018/wordml/cex" xmlns:w16cid="http://schemas.microsoft.com/office/word/2016/wordml/cid" xmlns:w16="http://schemas.microsoft.com/office/word/2018/wordml" xmlns:w16du="http://schemas.microsoft.com/office/word/2023/wordml/word16du" xmlns:w16sdtdh="http://schemas.microsoft.com/office/word/2020/wordml/sdtdatahash" xmlns:w16sdtfl="http://schemas.microsoft.com/office/word/2024/wordml/sdtformatlock" xmlns:w16se="http://schemas.microsoft.com/office/word/2015/wordml/symex" xmlns:wpg="http://schemas.microsoft.com/office/word/2010/wordprocessingGroup" xmlns:wpi="http://schemas.microsoft.com/office/word/2010/wordprocessingInk" xmlns:wne="http://schemas.microsoft.com/office/word/2006/wordml" xmlns:wps="http://schemas.microsoft.com/office/word/2010/wordprocessingShape" mc:Ignorable="w14 w15 w16se w16cid w16 w16cex w16sdtdh w16sdtfl w16du wp14">
   <w:p>
     <w:pPr>
       <w:pStyle w:val="Footer"/>
@@ -1093,7 +1154,7 @@
 </file>
 
 <file path=word/footer3.xml><?xml version="1.0" encoding="utf-8"?>
-<w:ftr xmlns:wpc="http://schemas.microsoft.com/office/word/2010/wordprocessingCanvas" xmlns:cx="http://schemas.microsoft.com/office/drawing/2014/chartex" xmlns:cx1="http://schemas.microsoft.com/office/drawing/2015/9/8/chartex" xmlns:cx2="http://schemas.microsoft.com/office/drawing/2015/10/21/chartex" xmlns:cx3="http://schemas.microsoft.com/office/drawing/2016/5/9/chartex" xmlns:cx4="http://schemas.microsoft.com/office/drawing/2016/5/10/chartex" xmlns:cx5="http://schemas.microsoft.com/office/drawing/2016/5/11/chartex" xmlns:cx6="http://schemas.microsoft.com/office/drawing/2016/5/12/chartex" xmlns:cx7="http://schemas.microsoft.com/office/drawing/2016/5/13/chartex" xmlns:cx8="http://schemas.microsoft.com/office/drawing/2016/5/14/chartex" xmlns:mc="http://schemas.openxmlformats.org/markup-compatibility/2006" xmlns:aink="http://schemas.microsoft.com/office/drawing/2016/ink" xmlns:am3d="http://schemas.microsoft.com/office/drawing/2017/model3d" xmlns:o="urn:schemas-microsoft-com:office:office" xmlns:oel="http://schemas.microsoft.com/office/2019/extlst" xmlns:r="http://schemas.openxmlformats.org/officeDocument/2006/relationships" xmlns:m="http://schemas.openxmlformats.org/officeDocument/2006/math" xmlns:v="urn:schemas-microsoft-com:vml" xmlns:wp14="http://schemas.microsoft.com/office/word/2010/wordprocessingDrawing" xmlns:wp="http://schemas.openxmlformats.org/drawingml/2006/wordprocessingDrawing" xmlns:w10="urn:schemas-microsoft-com:office:word" xmlns:w="http://schemas.openxmlformats.org/wordprocessingml/2006/main" xmlns:w14="http://schemas.microsoft.com/office/word/2010/wordml" xmlns:w15="http://schemas.microsoft.com/office/word/2012/wordml" xmlns:w16cex="http://schemas.microsoft.com/office/word/2018/wordml/cex" xmlns:w16cid="http://schemas.microsoft.com/office/word/2016/wordml/cid" xmlns:w16="http://schemas.microsoft.com/office/word/2018/wordml" xmlns:w16sdtdh="http://schemas.microsoft.com/office/word/2020/wordml/sdtdatahash" xmlns:w16se="http://schemas.microsoft.com/office/word/2015/wordml/symex" xmlns:wpg="http://schemas.microsoft.com/office/word/2010/wordprocessingGroup" xmlns:wpi="http://schemas.microsoft.com/office/word/2010/wordprocessingInk" xmlns:wne="http://schemas.microsoft.com/office/word/2006/wordml" xmlns:wps="http://schemas.microsoft.com/office/word/2010/wordprocessingShape" mc:Ignorable="w14 w15 w16se w16cid w16 w16cex w16sdtdh wp14">
+<w:ftr xmlns:wpc="http://schemas.microsoft.com/office/word/2010/wordprocessingCanvas" xmlns:cx="http://schemas.microsoft.com/office/drawing/2014/chartex" xmlns:cx1="http://schemas.microsoft.com/office/drawing/2015/9/8/chartex" xmlns:cx2="http://schemas.microsoft.com/office/drawing/2015/10/21/chartex" xmlns:cx3="http://schemas.microsoft.com/office/drawing/2016/5/9/chartex" xmlns:cx4="http://schemas.microsoft.com/office/drawing/2016/5/10/chartex" xmlns:cx5="http://schemas.microsoft.com/office/drawing/2016/5/11/chartex" xmlns:cx6="http://schemas.microsoft.com/office/drawing/2016/5/12/chartex" xmlns:cx7="http://schemas.microsoft.com/office/drawing/2016/5/13/chartex" xmlns:cx8="http://schemas.microsoft.com/office/drawing/2016/5/14/chartex" xmlns:mc="http://schemas.openxmlformats.org/markup-compatibility/2006" xmlns:aink="http://schemas.microsoft.com/office/drawing/2016/ink" xmlns:am3d="http://schemas.microsoft.com/office/drawing/2017/model3d" xmlns:o="urn:schemas-microsoft-com:office:office" xmlns:oel="http://schemas.microsoft.com/office/2019/extlst" xmlns:r="http://schemas.openxmlformats.org/officeDocument/2006/relationships" xmlns:m="http://schemas.openxmlformats.org/officeDocument/2006/math" xmlns:v="urn:schemas-microsoft-com:vml" xmlns:wp14="http://schemas.microsoft.com/office/word/2010/wordprocessingDrawing" xmlns:wp="http://schemas.openxmlformats.org/drawingml/2006/wordprocessingDrawing" xmlns:w10="urn:schemas-microsoft-com:office:word" xmlns:w="http://schemas.openxmlformats.org/wordprocessingml/2006/main" xmlns:w14="http://schemas.microsoft.com/office/word/2010/wordml" xmlns:w15="http://schemas.microsoft.com/office/word/2012/wordml" xmlns:w16cex="http://schemas.microsoft.com/office/word/2018/wordml/cex" xmlns:w16cid="http://schemas.microsoft.com/office/word/2016/wordml/cid" xmlns:w16="http://schemas.microsoft.com/office/word/2018/wordml" xmlns:w16du="http://schemas.microsoft.com/office/word/2023/wordml/word16du" xmlns:w16sdtdh="http://schemas.microsoft.com/office/word/2020/wordml/sdtdatahash" xmlns:w16sdtfl="http://schemas.microsoft.com/office/word/2024/wordml/sdtformatlock" xmlns:w16se="http://schemas.microsoft.com/office/word/2015/wordml/symex" xmlns:wpg="http://schemas.microsoft.com/office/word/2010/wordprocessingGroup" xmlns:wpi="http://schemas.microsoft.com/office/word/2010/wordprocessingInk" xmlns:wne="http://schemas.microsoft.com/office/word/2006/wordml" xmlns:wps="http://schemas.microsoft.com/office/word/2010/wordprocessingShape" mc:Ignorable="w14 w15 w16se w16cid w16 w16cex w16sdtdh w16sdtfl w16du wp14">
   <w:p>
     <w:pPr>
       <w:pStyle w:val="Footer"/>
@@ -1103,7 +1164,7 @@
 </file>
 
 <file path=word/footnotes.xml><?xml version="1.0" encoding="utf-8"?>
-<w:footnotes xmlns:wpc="http://schemas.microsoft.com/office/word/2010/wordprocessingCanvas" xmlns:cx="http://schemas.microsoft.com/office/drawing/2014/chartex" xmlns:cx1="http://schemas.microsoft.com/office/drawing/2015/9/8/chartex" xmlns:cx2="http://schemas.microsoft.com/office/drawing/2015/10/21/chartex" xmlns:cx3="http://schemas.microsoft.com/office/drawing/2016/5/9/chartex" xmlns:cx4="http://schemas.microsoft.com/office/drawing/2016/5/10/chartex" xmlns:cx5="http://schemas.microsoft.com/office/drawing/2016/5/11/chartex" xmlns:cx6="http://schemas.microsoft.com/office/drawing/2016/5/12/chartex" xmlns:cx7="http://schemas.microsoft.com/office/drawing/2016/5/13/chartex" xmlns:cx8="http://schemas.microsoft.com/office/drawing/2016/5/14/chartex" xmlns:mc="http://schemas.openxmlformats.org/markup-compatibility/2006" xmlns:aink="http://schemas.microsoft.com/office/drawing/2016/ink" xmlns:am3d="http://schemas.microsoft.com/office/drawing/2017/model3d" xmlns:o="urn:schemas-microsoft-com:office:office" xmlns:oel="http://schemas.microsoft.com/office/2019/extlst" xmlns:r="http://schemas.openxmlformats.org/officeDocument/2006/relationships" xmlns:m="http://schemas.openxmlformats.org/officeDocument/2006/math" xmlns:v="urn:schemas-microsoft-com:vml" xmlns:wp14="http://schemas.microsoft.com/office/word/2010/wordprocessingDrawing" xmlns:wp="http://schemas.openxmlformats.org/drawingml/2006/wordprocessingDrawing" xmlns:w10="urn:schemas-microsoft-com:office:word" xmlns:w="http://schemas.openxmlformats.org/wordprocessingml/2006/main" xmlns:w14="http://schemas.microsoft.com/office/word/2010/wordml" xmlns:w15="http://schemas.microsoft.com/office/word/2012/wordml" xmlns:w16cex="http://schemas.microsoft.com/office/word/2018/wordml/cex" xmlns:w16cid="http://schemas.microsoft.com/office/word/2016/wordml/cid" xmlns:w16="http://schemas.microsoft.com/office/word/2018/wordml" xmlns:w16sdtdh="http://schemas.microsoft.com/office/word/2020/wordml/sdtdatahash" xmlns:w16se="http://schemas.microsoft.com/office/word/2015/wordml/symex" xmlns:wpg="http://schemas.microsoft.com/office/word/2010/wordprocessingGroup" xmlns:wpi="http://schemas.microsoft.com/office/word/2010/wordprocessingInk" xmlns:wne="http://schemas.microsoft.com/office/word/2006/wordml" xmlns:wps="http://schemas.microsoft.com/office/word/2010/wordprocessingShape" mc:Ignorable="w14 w15 w16se w16cid w16 w16cex w16sdtdh wp14">
+<w:footnotes xmlns:wpc="http://schemas.microsoft.com/office/word/2010/wordprocessingCanvas" xmlns:cx="http://schemas.microsoft.com/office/drawing/2014/chartex" xmlns:cx1="http://schemas.microsoft.com/office/drawing/2015/9/8/chartex" xmlns:cx2="http://schemas.microsoft.com/office/drawing/2015/10/21/chartex" xmlns:cx3="http://schemas.microsoft.com/office/drawing/2016/5/9/chartex" xmlns:cx4="http://schemas.microsoft.com/office/drawing/2016/5/10/chartex" xmlns:cx5="http://schemas.microsoft.com/office/drawing/2016/5/11/chartex" xmlns:cx6="http://schemas.microsoft.com/office/drawing/2016/5/12/chartex" xmlns:cx7="http://schemas.microsoft.com/office/drawing/2016/5/13/chartex" xmlns:cx8="http://schemas.microsoft.com/office/drawing/2016/5/14/chartex" xmlns:mc="http://schemas.openxmlformats.org/markup-compatibility/2006" xmlns:aink="http://schemas.microsoft.com/office/drawing/2016/ink" xmlns:am3d="http://schemas.microsoft.com/office/drawing/2017/model3d" xmlns:o="urn:schemas-microsoft-com:office:office" xmlns:oel="http://schemas.microsoft.com/office/2019/extlst" xmlns:r="http://schemas.openxmlformats.org/officeDocument/2006/relationships" xmlns:m="http://schemas.openxmlformats.org/officeDocument/2006/math" xmlns:v="urn:schemas-microsoft-com:vml" xmlns:wp14="http://schemas.microsoft.com/office/word/2010/wordprocessingDrawing" xmlns:wp="http://schemas.openxmlformats.org/drawingml/2006/wordprocessingDrawing" xmlns:w10="urn:schemas-microsoft-com:office:word" xmlns:w="http://schemas.openxmlformats.org/wordprocessingml/2006/main" xmlns:w14="http://schemas.microsoft.com/office/word/2010/wordml" xmlns:w15="http://schemas.microsoft.com/office/word/2012/wordml" xmlns:w16cex="http://schemas.microsoft.com/office/word/2018/wordml/cex" xmlns:w16cid="http://schemas.microsoft.com/office/word/2016/wordml/cid" xmlns:w16="http://schemas.microsoft.com/office/word/2018/wordml" xmlns:w16du="http://schemas.microsoft.com/office/word/2023/wordml/word16du" xmlns:w16sdtdh="http://schemas.microsoft.com/office/word/2020/wordml/sdtdatahash" xmlns:w16sdtfl="http://schemas.microsoft.com/office/word/2024/wordml/sdtformatlock" xmlns:w16se="http://schemas.microsoft.com/office/word/2015/wordml/symex" xmlns:wpg="http://schemas.microsoft.com/office/word/2010/wordprocessingGroup" xmlns:wpi="http://schemas.microsoft.com/office/word/2010/wordprocessingInk" xmlns:wne="http://schemas.microsoft.com/office/word/2006/wordml" xmlns:wps="http://schemas.microsoft.com/office/word/2010/wordprocessingShape" mc:Ignorable="w14 w15 w16se w16cid w16 w16cex w16sdtdh w16sdtfl w16du wp14">
   <w:footnote w:type="separator" w:id="-1">
     <w:p>
       <w:pPr>
@@ -1128,7 +1189,7 @@
 </file>
 
 <file path=word/header1.xml><?xml version="1.0" encoding="utf-8"?>
-<w:hdr xmlns:wpc="http://schemas.microsoft.com/office/word/2010/wordprocessingCanvas" xmlns:cx="http://schemas.microsoft.com/office/drawing/2014/chartex" xmlns:cx1="http://schemas.microsoft.com/office/drawing/2015/9/8/chartex" xmlns:cx2="http://schemas.microsoft.com/office/drawing/2015/10/21/chartex" xmlns:cx3="http://schemas.microsoft.com/office/drawing/2016/5/9/chartex" xmlns:cx4="http://schemas.microsoft.com/office/drawing/2016/5/10/chartex" xmlns:cx5="http://schemas.microsoft.com/office/drawing/2016/5/11/chartex" xmlns:cx6="http://schemas.microsoft.com/office/drawing/2016/5/12/chartex" xmlns:cx7="http://schemas.microsoft.com/office/drawing/2016/5/13/chartex" xmlns:cx8="http://schemas.microsoft.com/office/drawing/2016/5/14/chartex" xmlns:mc="http://schemas.openxmlformats.org/markup-compatibility/2006" xmlns:aink="http://schemas.microsoft.com/office/drawing/2016/ink" xmlns:am3d="http://schemas.microsoft.com/office/drawing/2017/model3d" xmlns:o="urn:schemas-microsoft-com:office:office" xmlns:oel="http://schemas.microsoft.com/office/2019/extlst" xmlns:r="http://schemas.openxmlformats.org/officeDocument/2006/relationships" xmlns:m="http://schemas.openxmlformats.org/officeDocument/2006/math" xmlns:v="urn:schemas-microsoft-com:vml" xmlns:wp14="http://schemas.microsoft.com/office/word/2010/wordprocessingDrawing" xmlns:wp="http://schemas.openxmlformats.org/drawingml/2006/wordprocessingDrawing" xmlns:w10="urn:schemas-microsoft-com:office:word" xmlns:w="http://schemas.openxmlformats.org/wordprocessingml/2006/main" xmlns:w14="http://schemas.microsoft.com/office/word/2010/wordml" xmlns:w15="http://schemas.microsoft.com/office/word/2012/wordml" xmlns:w16cex="http://schemas.microsoft.com/office/word/2018/wordml/cex" xmlns:w16cid="http://schemas.microsoft.com/office/word/2016/wordml/cid" xmlns:w16="http://schemas.microsoft.com/office/word/2018/wordml" xmlns:w16sdtdh="http://schemas.microsoft.com/office/word/2020/wordml/sdtdatahash" xmlns:w16se="http://schemas.microsoft.com/office/word/2015/wordml/symex" xmlns:wpg="http://schemas.microsoft.com/office/word/2010/wordprocessingGroup" xmlns:wpi="http://schemas.microsoft.com/office/word/2010/wordprocessingInk" xmlns:wne="http://schemas.microsoft.com/office/word/2006/wordml" xmlns:wps="http://schemas.microsoft.com/office/word/2010/wordprocessingShape" mc:Ignorable="w14 w15 w16se w16cid w16 w16cex w16sdtdh wp14">
+<w:hdr xmlns:wpc="http://schemas.microsoft.com/office/word/2010/wordprocessingCanvas" xmlns:cx="http://schemas.microsoft.com/office/drawing/2014/chartex" xmlns:cx1="http://schemas.microsoft.com/office/drawing/2015/9/8/chartex" xmlns:cx2="http://schemas.microsoft.com/office/drawing/2015/10/21/chartex" xmlns:cx3="http://schemas.microsoft.com/office/drawing/2016/5/9/chartex" xmlns:cx4="http://schemas.microsoft.com/office/drawing/2016/5/10/chartex" xmlns:cx5="http://schemas.microsoft.com/office/drawing/2016/5/11/chartex" xmlns:cx6="http://schemas.microsoft.com/office/drawing/2016/5/12/chartex" xmlns:cx7="http://schemas.microsoft.com/office/drawing/2016/5/13/chartex" xmlns:cx8="http://schemas.microsoft.com/office/drawing/2016/5/14/chartex" xmlns:mc="http://schemas.openxmlformats.org/markup-compatibility/2006" xmlns:aink="http://schemas.microsoft.com/office/drawing/2016/ink" xmlns:am3d="http://schemas.microsoft.com/office/drawing/2017/model3d" xmlns:o="urn:schemas-microsoft-com:office:office" xmlns:oel="http://schemas.microsoft.com/office/2019/extlst" xmlns:r="http://schemas.openxmlformats.org/officeDocument/2006/relationships" xmlns:m="http://schemas.openxmlformats.org/officeDocument/2006/math" xmlns:v="urn:schemas-microsoft-com:vml" xmlns:wp14="http://schemas.microsoft.com/office/word/2010/wordprocessingDrawing" xmlns:wp="http://schemas.openxmlformats.org/drawingml/2006/wordprocessingDrawing" xmlns:w10="urn:schemas-microsoft-com:office:word" xmlns:w="http://schemas.openxmlformats.org/wordprocessingml/2006/main" xmlns:w14="http://schemas.microsoft.com/office/word/2010/wordml" xmlns:w15="http://schemas.microsoft.com/office/word/2012/wordml" xmlns:w16cex="http://schemas.microsoft.com/office/word/2018/wordml/cex" xmlns:w16cid="http://schemas.microsoft.com/office/word/2016/wordml/cid" xmlns:w16="http://schemas.microsoft.com/office/word/2018/wordml" xmlns:w16du="http://schemas.microsoft.com/office/word/2023/wordml/word16du" xmlns:w16sdtdh="http://schemas.microsoft.com/office/word/2020/wordml/sdtdatahash" xmlns:w16sdtfl="http://schemas.microsoft.com/office/word/2024/wordml/sdtformatlock" xmlns:w16se="http://schemas.microsoft.com/office/word/2015/wordml/symex" xmlns:wpg="http://schemas.microsoft.com/office/word/2010/wordprocessingGroup" xmlns:wpi="http://schemas.microsoft.com/office/word/2010/wordprocessingInk" xmlns:wne="http://schemas.microsoft.com/office/word/2006/wordml" xmlns:wps="http://schemas.microsoft.com/office/word/2010/wordprocessingShape" mc:Ignorable="w14 w15 w16se w16cid w16 w16cex w16sdtdh w16sdtfl w16du wp14">
   <w:p>
     <w:pPr>
       <w:pStyle w:val="Header"/>
@@ -1138,7 +1199,7 @@
 </file>
 
 <file path=word/header2.xml><?xml version="1.0" encoding="utf-8"?>
-<w:hdr xmlns:wpc="http://schemas.microsoft.com/office/word/2010/wordprocessingCanvas" xmlns:cx="http://schemas.microsoft.com/office/drawing/2014/chartex" xmlns:cx1="http://schemas.microsoft.com/office/drawing/2015/9/8/chartex" xmlns:cx2="http://schemas.microsoft.com/office/drawing/2015/10/21/chartex" xmlns:cx3="http://schemas.microsoft.com/office/drawing/2016/5/9/chartex" xmlns:cx4="http://schemas.microsoft.com/office/drawing/2016/5/10/chartex" xmlns:cx5="http://schemas.microsoft.com/office/drawing/2016/5/11/chartex" xmlns:cx6="http://schemas.microsoft.com/office/drawing/2016/5/12/chartex" xmlns:cx7="http://schemas.microsoft.com/office/drawing/2016/5/13/chartex" xmlns:cx8="http://schemas.microsoft.com/office/drawing/2016/5/14/chartex" xmlns:mc="http://schemas.openxmlformats.org/markup-compatibility/2006" xmlns:aink="http://schemas.microsoft.com/office/drawing/2016/ink" xmlns:am3d="http://schemas.microsoft.com/office/drawing/2017/model3d" xmlns:o="urn:schemas-microsoft-com:office:office" xmlns:oel="http://schemas.microsoft.com/office/2019/extlst" xmlns:r="http://schemas.openxmlformats.org/officeDocument/2006/relationships" xmlns:m="http://schemas.openxmlformats.org/officeDocument/2006/math" xmlns:v="urn:schemas-microsoft-com:vml" xmlns:wp14="http://schemas.microsoft.com/office/word/2010/wordprocessingDrawing" xmlns:wp="http://schemas.openxmlformats.org/drawingml/2006/wordprocessingDrawing" xmlns:w10="urn:schemas-microsoft-com:office:word" xmlns:w="http://schemas.openxmlformats.org/wordprocessingml/2006/main" xmlns:w14="http://schemas.microsoft.com/office/word/2010/wordml" xmlns:w15="http://schemas.microsoft.com/office/word/2012/wordml" xmlns:w16cex="http://schemas.microsoft.com/office/word/2018/wordml/cex" xmlns:w16cid="http://schemas.microsoft.com/office/word/2016/wordml/cid" xmlns:w16="http://schemas.microsoft.com/office/word/2018/wordml" xmlns:w16sdtdh="http://schemas.microsoft.com/office/word/2020/wordml/sdtdatahash" xmlns:w16se="http://schemas.microsoft.com/office/word/2015/wordml/symex" xmlns:wpg="http://schemas.microsoft.com/office/word/2010/wordprocessingGroup" xmlns:wpi="http://schemas.microsoft.com/office/word/2010/wordprocessingInk" xmlns:wne="http://schemas.microsoft.com/office/word/2006/wordml" xmlns:wps="http://schemas.microsoft.com/office/word/2010/wordprocessingShape" mc:Ignorable="w14 w15 w16se w16cid w16 w16cex w16sdtdh wp14">
+<w:hdr xmlns:wpc="http://schemas.microsoft.com/office/word/2010/wordprocessingCanvas" xmlns:cx="http://schemas.microsoft.com/office/drawing/2014/chartex" xmlns:cx1="http://schemas.microsoft.com/office/drawing/2015/9/8/chartex" xmlns:cx2="http://schemas.microsoft.com/office/drawing/2015/10/21/chartex" xmlns:cx3="http://schemas.microsoft.com/office/drawing/2016/5/9/chartex" xmlns:cx4="http://schemas.microsoft.com/office/drawing/2016/5/10/chartex" xmlns:cx5="http://schemas.microsoft.com/office/drawing/2016/5/11/chartex" xmlns:cx6="http://schemas.microsoft.com/office/drawing/2016/5/12/chartex" xmlns:cx7="http://schemas.microsoft.com/office/drawing/2016/5/13/chartex" xmlns:cx8="http://schemas.microsoft.com/office/drawing/2016/5/14/chartex" xmlns:mc="http://schemas.openxmlformats.org/markup-compatibility/2006" xmlns:aink="http://schemas.microsoft.com/office/drawing/2016/ink" xmlns:am3d="http://schemas.microsoft.com/office/drawing/2017/model3d" xmlns:o="urn:schemas-microsoft-com:office:office" xmlns:oel="http://schemas.microsoft.com/office/2019/extlst" xmlns:r="http://schemas.openxmlformats.org/officeDocument/2006/relationships" xmlns:m="http://schemas.openxmlformats.org/officeDocument/2006/math" xmlns:v="urn:schemas-microsoft-com:vml" xmlns:wp14="http://schemas.microsoft.com/office/word/2010/wordprocessingDrawing" xmlns:wp="http://schemas.openxmlformats.org/drawingml/2006/wordprocessingDrawing" xmlns:w10="urn:schemas-microsoft-com:office:word" xmlns:w="http://schemas.openxmlformats.org/wordprocessingml/2006/main" xmlns:w14="http://schemas.microsoft.com/office/word/2010/wordml" xmlns:w15="http://schemas.microsoft.com/office/word/2012/wordml" xmlns:w16cex="http://schemas.microsoft.com/office/word/2018/wordml/cex" xmlns:w16cid="http://schemas.microsoft.com/office/word/2016/wordml/cid" xmlns:w16="http://schemas.microsoft.com/office/word/2018/wordml" xmlns:w16du="http://schemas.microsoft.com/office/word/2023/wordml/word16du" xmlns:w16sdtdh="http://schemas.microsoft.com/office/word/2020/wordml/sdtdatahash" xmlns:w16sdtfl="http://schemas.microsoft.com/office/word/2024/wordml/sdtformatlock" xmlns:w16se="http://schemas.microsoft.com/office/word/2015/wordml/symex" xmlns:wpg="http://schemas.microsoft.com/office/word/2010/wordprocessingGroup" xmlns:wpi="http://schemas.microsoft.com/office/word/2010/wordprocessingInk" xmlns:wne="http://schemas.microsoft.com/office/word/2006/wordml" xmlns:wps="http://schemas.microsoft.com/office/word/2010/wordprocessingShape" mc:Ignorable="w14 w15 w16se w16cid w16 w16cex w16sdtdh w16sdtfl w16du wp14">
   <w:p>
     <w:pPr>
       <w:pStyle w:val="Header"/>
@@ -1149,7 +1210,7 @@
 </file>
 
 <file path=word/header3.xml><?xml version="1.0" encoding="utf-8"?>
-<w:hdr xmlns:wpc="http://schemas.microsoft.com/office/word/2010/wordprocessingCanvas" xmlns:cx="http://schemas.microsoft.com/office/drawing/2014/chartex" xmlns:cx1="http://schemas.microsoft.com/office/drawing/2015/9/8/chartex" xmlns:cx2="http://schemas.microsoft.com/office/drawing/2015/10/21/chartex" xmlns:cx3="http://schemas.microsoft.com/office/drawing/2016/5/9/chartex" xmlns:cx4="http://schemas.microsoft.com/office/drawing/2016/5/10/chartex" xmlns:cx5="http://schemas.microsoft.com/office/drawing/2016/5/11/chartex" xmlns:cx6="http://schemas.microsoft.com/office/drawing/2016/5/12/chartex" xmlns:cx7="http://schemas.microsoft.com/office/drawing/2016/5/13/chartex" xmlns:cx8="http://schemas.microsoft.com/office/drawing/2016/5/14/chartex" xmlns:mc="http://schemas.openxmlformats.org/markup-compatibility/2006" xmlns:aink="http://schemas.microsoft.com/office/drawing/2016/ink" xmlns:am3d="http://schemas.microsoft.com/office/drawing/2017/model3d" xmlns:o="urn:schemas-microsoft-com:office:office" xmlns:oel="http://schemas.microsoft.com/office/2019/extlst" xmlns:r="http://schemas.openxmlformats.org/officeDocument/2006/relationships" xmlns:m="http://schemas.openxmlformats.org/officeDocument/2006/math" xmlns:v="urn:schemas-microsoft-com:vml" xmlns:wp14="http://schemas.microsoft.com/office/word/2010/wordprocessingDrawing" xmlns:wp="http://schemas.openxmlformats.org/drawingml/2006/wordprocessingDrawing" xmlns:w10="urn:schemas-microsoft-com:office:word" xmlns:w="http://schemas.openxmlformats.org/wordprocessingml/2006/main" xmlns:w14="http://schemas.microsoft.com/office/word/2010/wordml" xmlns:w15="http://schemas.microsoft.com/office/word/2012/wordml" xmlns:w16cex="http://schemas.microsoft.com/office/word/2018/wordml/cex" xmlns:w16cid="http://schemas.microsoft.com/office/word/2016/wordml/cid" xmlns:w16="http://schemas.microsoft.com/office/word/2018/wordml" xmlns:w16sdtdh="http://schemas.microsoft.com/office/word/2020/wordml/sdtdatahash" xmlns:w16se="http://schemas.microsoft.com/office/word/2015/wordml/symex" xmlns:wpg="http://schemas.microsoft.com/office/word/2010/wordprocessingGroup" xmlns:wpi="http://schemas.microsoft.com/office/word/2010/wordprocessingInk" xmlns:wne="http://schemas.microsoft.com/office/word/2006/wordml" xmlns:wps="http://schemas.microsoft.com/office/word/2010/wordprocessingShape" mc:Ignorable="w14 w15 w16se w16cid w16 w16cex w16sdtdh wp14">
+<w:hdr xmlns:wpc="http://schemas.microsoft.com/office/word/2010/wordprocessingCanvas" xmlns:cx="http://schemas.microsoft.com/office/drawing/2014/chartex" xmlns:cx1="http://schemas.microsoft.com/office/drawing/2015/9/8/chartex" xmlns:cx2="http://schemas.microsoft.com/office/drawing/2015/10/21/chartex" xmlns:cx3="http://schemas.microsoft.com/office/drawing/2016/5/9/chartex" xmlns:cx4="http://schemas.microsoft.com/office/drawing/2016/5/10/chartex" xmlns:cx5="http://schemas.microsoft.com/office/drawing/2016/5/11/chartex" xmlns:cx6="http://schemas.microsoft.com/office/drawing/2016/5/12/chartex" xmlns:cx7="http://schemas.microsoft.com/office/drawing/2016/5/13/chartex" xmlns:cx8="http://schemas.microsoft.com/office/drawing/2016/5/14/chartex" xmlns:mc="http://schemas.openxmlformats.org/markup-compatibility/2006" xmlns:aink="http://schemas.microsoft.com/office/drawing/2016/ink" xmlns:am3d="http://schemas.microsoft.com/office/drawing/2017/model3d" xmlns:o="urn:schemas-microsoft-com:office:office" xmlns:oel="http://schemas.microsoft.com/office/2019/extlst" xmlns:r="http://schemas.openxmlformats.org/officeDocument/2006/relationships" xmlns:m="http://schemas.openxmlformats.org/officeDocument/2006/math" xmlns:v="urn:schemas-microsoft-com:vml" xmlns:wp14="http://schemas.microsoft.com/office/word/2010/wordprocessingDrawing" xmlns:wp="http://schemas.openxmlformats.org/drawingml/2006/wordprocessingDrawing" xmlns:w10="urn:schemas-microsoft-com:office:word" xmlns:w="http://schemas.openxmlformats.org/wordprocessingml/2006/main" xmlns:w14="http://schemas.microsoft.com/office/word/2010/wordml" xmlns:w15="http://schemas.microsoft.com/office/word/2012/wordml" xmlns:w16cex="http://schemas.microsoft.com/office/word/2018/wordml/cex" xmlns:w16cid="http://schemas.microsoft.com/office/word/2016/wordml/cid" xmlns:w16="http://schemas.microsoft.com/office/word/2018/wordml" xmlns:w16du="http://schemas.microsoft.com/office/word/2023/wordml/word16du" xmlns:w16sdtdh="http://schemas.microsoft.com/office/word/2020/wordml/sdtdatahash" xmlns:w16sdtfl="http://schemas.microsoft.com/office/word/2024/wordml/sdtformatlock" xmlns:w16se="http://schemas.microsoft.com/office/word/2015/wordml/symex" xmlns:wpg="http://schemas.microsoft.com/office/word/2010/wordprocessingGroup" xmlns:wpi="http://schemas.microsoft.com/office/word/2010/wordprocessingInk" xmlns:wne="http://schemas.microsoft.com/office/word/2006/wordml" xmlns:wps="http://schemas.microsoft.com/office/word/2010/wordprocessingShape" mc:Ignorable="w14 w15 w16se w16cid w16 w16cex w16sdtdh w16sdtfl w16du wp14">
   <w:p>
     <w:pPr>
       <w:pStyle w:val="Header"/>
@@ -1158,7 +1219,7 @@
     <w:r>
       <w:tab/>
       <w:tab/>
-      <w:t>2026-06-17</w:t>
+      <w:t>2026-06-18</w:t>
       <w:br/>
       <w:br/>
     </w:r>
@@ -1175,7 +1236,7 @@
 </file>
 
 <file path=word/numbering.xml><?xml version="1.0" encoding="utf-8"?>
-<w:numbering xmlns:wpc="http://schemas.microsoft.com/office/word/2010/wordprocessingCanvas" xmlns:cx="http://schemas.microsoft.com/office/drawing/2014/chartex" xmlns:cx1="http://schemas.microsoft.com/office/drawing/2015/9/8/chartex" xmlns:cx2="http://schemas.microsoft.com/office/drawing/2015/10/21/chartex" xmlns:cx3="http://schemas.microsoft.com/office/drawing/2016/5/9/chartex" xmlns:cx4="http://schemas.microsoft.com/office/drawing/2016/5/10/chartex" xmlns:cx5="http://schemas.microsoft.com/office/drawing/2016/5/11/chartex" xmlns:cx6="http://schemas.microsoft.com/office/drawing/2016/5/12/chartex" xmlns:cx7="http://schemas.microsoft.com/office/drawing/2016/5/13/chartex" xmlns:cx8="http://schemas.microsoft.com/office/drawing/2016/5/14/chartex" xmlns:mc="http://schemas.openxmlformats.org/markup-compatibility/2006" xmlns:aink="http://schemas.microsoft.com/office/drawing/2016/ink" xmlns:am3d="http://schemas.microsoft.com/office/drawing/2017/model3d" xmlns:o="urn:schemas-microsoft-com:office:office" xmlns:oel="http://schemas.microsoft.com/office/2019/extlst" xmlns:r="http://schemas.openxmlformats.org/officeDocument/2006/relationships" xmlns:m="http://schemas.openxmlformats.org/officeDocument/2006/math" xmlns:v="urn:schemas-microsoft-com:vml" xmlns:wp14="http://schemas.microsoft.com/office/word/2010/wordprocessingDrawing" xmlns:wp="http://schemas.openxmlformats.org/drawingml/2006/wordprocessingDrawing" xmlns:w10="urn:schemas-microsoft-com:office:word" xmlns:w="http://schemas.openxmlformats.org/wordprocessingml/2006/main" xmlns:w14="http://schemas.microsoft.com/office/word/2010/wordml" xmlns:w15="http://schemas.microsoft.com/office/word/2012/wordml" xmlns:w16cex="http://schemas.microsoft.com/office/word/2018/wordml/cex" xmlns:w16cid="http://schemas.microsoft.com/office/word/2016/wordml/cid" xmlns:w16="http://schemas.microsoft.com/office/word/2018/wordml" xmlns:w16sdtdh="http://schemas.microsoft.com/office/word/2020/wordml/sdtdatahash" xmlns:w16se="http://schemas.microsoft.com/office/word/2015/wordml/symex" xmlns:wpg="http://schemas.microsoft.com/office/word/2010/wordprocessingGroup" xmlns:wpi="http://schemas.microsoft.com/office/word/2010/wordprocessingInk" xmlns:wne="http://schemas.microsoft.com/office/word/2006/wordml" xmlns:wps="http://schemas.microsoft.com/office/word/2010/wordprocessingShape" mc:Ignorable="w14 w15 w16se w16cid w16 w16cex w16sdtdh wp14">
+<w:numbering xmlns:wpc="http://schemas.microsoft.com/office/word/2010/wordprocessingCanvas" xmlns:cx="http://schemas.microsoft.com/office/drawing/2014/chartex" xmlns:cx1="http://schemas.microsoft.com/office/drawing/2015/9/8/chartex" xmlns:cx2="http://schemas.microsoft.com/office/drawing/2015/10/21/chartex" xmlns:cx3="http://schemas.microsoft.com/office/drawing/2016/5/9/chartex" xmlns:cx4="http://schemas.microsoft.com/office/drawing/2016/5/10/chartex" xmlns:cx5="http://schemas.microsoft.com/office/drawing/2016/5/11/chartex" xmlns:cx6="http://schemas.microsoft.com/office/drawing/2016/5/12/chartex" xmlns:cx7="http://schemas.microsoft.com/office/drawing/2016/5/13/chartex" xmlns:cx8="http://schemas.microsoft.com/office/drawing/2016/5/14/chartex" xmlns:mc="http://schemas.openxmlformats.org/markup-compatibility/2006" xmlns:aink="http://schemas.microsoft.com/office/drawing/2016/ink" xmlns:am3d="http://schemas.microsoft.com/office/drawing/2017/model3d" xmlns:o="urn:schemas-microsoft-com:office:office" xmlns:oel="http://schemas.microsoft.com/office/2019/extlst" xmlns:r="http://schemas.openxmlformats.org/officeDocument/2006/relationships" xmlns:m="http://schemas.openxmlformats.org/officeDocument/2006/math" xmlns:v="urn:schemas-microsoft-com:vml" xmlns:wp14="http://schemas.microsoft.com/office/word/2010/wordprocessingDrawing" xmlns:wp="http://schemas.openxmlformats.org/drawingml/2006/wordprocessingDrawing" xmlns:w10="urn:schemas-microsoft-com:office:word" xmlns:w="http://schemas.openxmlformats.org/wordprocessingml/2006/main" xmlns:w14="http://schemas.microsoft.com/office/word/2010/wordml" xmlns:w15="http://schemas.microsoft.com/office/word/2012/wordml" xmlns:w16cex="http://schemas.microsoft.com/office/word/2018/wordml/cex" xmlns:w16cid="http://schemas.microsoft.com/office/word/2016/wordml/cid" xmlns:w16="http://schemas.microsoft.com/office/word/2018/wordml" xmlns:w16du="http://schemas.microsoft.com/office/word/2023/wordml/word16du" xmlns:w16sdtdh="http://schemas.microsoft.com/office/word/2020/wordml/sdtdatahash" xmlns:w16sdtfl="http://schemas.microsoft.com/office/word/2024/wordml/sdtformatlock" xmlns:w16se="http://schemas.microsoft.com/office/word/2015/wordml/symex" xmlns:wpg="http://schemas.microsoft.com/office/word/2010/wordprocessingGroup" xmlns:wpi="http://schemas.microsoft.com/office/word/2010/wordprocessingInk" xmlns:wne="http://schemas.microsoft.com/office/word/2006/wordml" xmlns:wps="http://schemas.microsoft.com/office/word/2010/wordprocessingShape" mc:Ignorable="w14 w15 w16se w16cid w16 w16cex w16sdtdh w16sdtfl w16du wp14">
   <w:abstractNum w:abstractNumId="0" w15:restartNumberingAfterBreak="0">
     <w:nsid w:val="FFFFFF7C"/>
     <w:multiLevelType w:val="singleLevel"/>
@@ -1378,7 +1439,7 @@
 </file>
 
 <file path=word/styles.xml><?xml version="1.0" encoding="utf-8"?>
-<w:styles xmlns:mc="http://schemas.openxmlformats.org/markup-compatibility/2006" xmlns:r="http://schemas.openxmlformats.org/officeDocument/2006/relationships" xmlns:w="http://schemas.openxmlformats.org/wordprocessingml/2006/main" xmlns:w14="http://schemas.microsoft.com/office/word/2010/wordml" xmlns:w15="http://schemas.microsoft.com/office/word/2012/wordml" xmlns:w16cex="http://schemas.microsoft.com/office/word/2018/wordml/cex" xmlns:w16cid="http://schemas.microsoft.com/office/word/2016/wordml/cid" xmlns:w16="http://schemas.microsoft.com/office/word/2018/wordml" xmlns:w16sdtdh="http://schemas.microsoft.com/office/word/2020/wordml/sdtdatahash" xmlns:w16se="http://schemas.microsoft.com/office/word/2015/wordml/symex" mc:Ignorable="w14 w15 w16se w16cid w16 w16cex w16sdtdh">
+<w:styles xmlns:mc="http://schemas.openxmlformats.org/markup-compatibility/2006" xmlns:r="http://schemas.openxmlformats.org/officeDocument/2006/relationships" xmlns:w="http://schemas.openxmlformats.org/wordprocessingml/2006/main" xmlns:w14="http://schemas.microsoft.com/office/word/2010/wordml" xmlns:w15="http://schemas.microsoft.com/office/word/2012/wordml" xmlns:w16cex="http://schemas.microsoft.com/office/word/2018/wordml/cex" xmlns:w16cid="http://schemas.microsoft.com/office/word/2016/wordml/cid" xmlns:w16="http://schemas.microsoft.com/office/word/2018/wordml" xmlns:w16du="http://schemas.microsoft.com/office/word/2023/wordml/word16du" xmlns:w16sdtdh="http://schemas.microsoft.com/office/word/2020/wordml/sdtdatahash" xmlns:w16sdtfl="http://schemas.microsoft.com/office/word/2024/wordml/sdtformatlock" xmlns:w16se="http://schemas.microsoft.com/office/word/2015/wordml/symex" mc:Ignorable="w14 w15 w16se w16cid w16 w16cex w16sdtdh w16sdtfl w16du">
   <w:docDefaults>
     <w:rPrDefault>
       <w:rPr>
@@ -2136,7 +2197,7 @@
     <w:link w:val="TitleChar"/>
     <w:uiPriority w:val="10"/>
     <w:qFormat/>
-    <w:rsid w:val="007106C8"/>
+    <w:rsid w:val="00E854FA"/>
     <w:pPr>
       <w:spacing w:after="300" w:line="240" w:lineRule="auto"/>
       <w:contextualSpacing/>
@@ -2146,7 +2207,7 @@
       <w:rFonts w:eastAsiaTheme="majorEastAsia" w:cstheme="majorBidi"/>
       <w:spacing w:val="5"/>
       <w:kern w:val="28"/>
-      <w:sz w:val="52"/>
+      <w:sz w:val="40"/>
       <w:szCs w:val="52"/>
       <w:lang w:val="sv-SE" w:eastAsia="en-US" w:bidi="ar-SA"/>
     </w:rPr>
@@ -2156,12 +2217,12 @@
     <w:basedOn w:val="DefaultParagraphFont"/>
     <w:link w:val="Title"/>
     <w:uiPriority w:val="10"/>
-    <w:rsid w:val="007106C8"/>
+    <w:rsid w:val="00E854FA"/>
     <w:rPr>
       <w:rFonts w:ascii="Times New Roman" w:eastAsiaTheme="majorEastAsia" w:hAnsi="Times New Roman" w:cstheme="majorBidi"/>
       <w:spacing w:val="5"/>
       <w:kern w:val="28"/>
-      <w:sz w:val="52"/>
+      <w:sz w:val="40"/>
       <w:szCs w:val="52"/>
       <w:lang w:val="sv-SE" w:eastAsia="en-US" w:bidi="ar-SA"/>
     </w:rPr>

--- a/klagomål/A 22782-2026 FSC-klagomål.docx
+++ b/klagomål/A 22782-2026 FSC-klagomål.docx
@@ -1219,7 +1219,7 @@
     <w:r>
       <w:tab/>
       <w:tab/>
-      <w:t>2026-06-18</w:t>
+      <w:t>2026-06-19</w:t>
       <w:br/>
       <w:br/>
     </w:r>

--- a/klagomål/A 22782-2026 FSC-klagomål.docx
+++ b/klagomål/A 22782-2026 FSC-klagomål.docx
@@ -1219,7 +1219,7 @@
     <w:r>
       <w:tab/>
       <w:tab/>
-      <w:t>2026-06-19</w:t>
+      <w:t>2026-06-20</w:t>
       <w:br/>
       <w:br/>
     </w:r>

--- a/klagomål/A 22782-2026 FSC-klagomål.docx
+++ b/klagomål/A 22782-2026 FSC-klagomål.docx
@@ -168,38 +168,7 @@
     </w:p>
     <w:p>
       <w:r>
-        <w:t>Detta dokument behandlar höga naturvärden i avverkningsanmälan A 22782-2026 i Malung-Sälens kommun som inkom 2026-05-15 och omfattar 25,5 ha.</w:t>
-      </w:r>
-    </w:p>
-    <w:p>
-      <w:r>
-        <w:t>Nedan presenteras fynd av naturvårdsarter och fridlysta arter som gjorts i det avverkningsanmälda området, samt relevanta utdrag ur standarderna för FSC, Chain of Custody, Controlled Wood och PEFC. I BILAGA 1 finns artfakta om fridlysta arter.</w:t>
-      </w:r>
-    </w:p>
-    <w:p>
-      <w:r>
-        <w:t>Vi förväntar oss att ni återkommer med ett skriftligt svar på vårt klagomål och även beskriver vilka korrigerande åtgärder ni satt in för att rätta till identifierade brister i er efterlevnad av den svenska FSC standarden.</w:t>
-      </w:r>
-    </w:p>
-    <w:p>
-      <w:pPr>
-        <w:pStyle w:val="Heading1"/>
-      </w:pPr>
-      <w:r>
-        <w:t>Naturvårdsarter</w:t>
-      </w:r>
-    </w:p>
-    <w:p>
-      <w:r>
-        <w:t>I och inom 25 meter från avverkningsanmälan har följande 15 naturvårdsarter hittats: pärluggla (EN, T, §4), garnlav (VU, T), blågrå svartspik (NT), dvärgbägarlav (NT, T), kortskaftad ärgspik (NT), mörk kolflarnlav (NT), skuggblåslav (NT, T), vedflamlav (NT), vedskivlav (NT, T), violettgrå tagellav (NT, T), norrlandslav (S, T), nästlav (S, T), spillkråka (T, §4), tjäder (T, §4) och orre (§4). Av dessa är 10 rödlistade. För rödlistade arter har rödlistekategorin angivits inom parentes. Arter som är signalarter enligt Skogsstyrelsen har markerats med (S). Typiska arter inom Natura 2000 som är kopplade till skogsekosystem har markerats med (T). För fridlysta arter anges även paragrafen i Artskyddsförordningen som arten är fridlyst enligt.</w:t>
-      </w:r>
-    </w:p>
-    <w:p>
-      <w:r>
-        <w:t>De påträffade naturvårdsarterna är ett tydligt kvitto på att det rör sig om en skog med höga naturvärden.</w:t>
-      </w:r>
-      <w:r>
-        <w:t xml:space="preserve"> I Figur 1 visas fyndplatser för naturvårdsarter i området, som finns registrerade på Artportalen.</w:t>
+        <w:t>Detta klagomål behandlar höga naturvärden i avverkningsanmälan A 22782-2026 i Malung-Sälens kommun som inkom 2026-05-15 och omfattar 25,5 ha.</w:t>
       </w:r>
     </w:p>
     <w:p>
@@ -247,34 +216,35 @@
         <w:spacing w:after="240"/>
       </w:pPr>
       <w:r>
-        <w:t>Figur 1. Fyndplatser för naturvårdsarter i och inom 25 meter från avverkningsanmälan (röd linje). Markörer utan svart kant är placerade på fyndplatsen. Markörer med svart kant är placerade vid sidan av fyndplatsen och har ett svart streck som visar fyndplatsens exakta position. Kartans mittpunktskoordinat är N 6763180, E 396358 i SWEREF 99 TM.</w:t>
+        <w:t>Figur 1. Fyndplatser för naturvårdsarter i och inom 25 meter från avverkningsanmälan. Markörer utan svart kant är placerade på fyndplatsen. Markörer med svart kant är placerade vid sidan av fyndplatsen har ett svart streck som visar fyndplatsens exakta position. Kartans mittpunktskoordinat är N 6763180, E 396358 i SWEREF 99 TM.</w:t>
+      </w:r>
+    </w:p>
+    <w:p>
+      <w:r>
+        <w:t>I och inom 25 meter från avverkningsanmälan finns fynd av 15 naturvårdsarter, varav 10 är rödlistade, 4 är fridlysta, 10 är typiska (T) och 2 är signalarter (S): pärluggla (EN, T, §4), garnlav (VU, T), blågrå svartspik (NT), dvärgbägarlav (NT, T), kortskaftad ärgspik (NT), mörk kolflarnlav (NT), skuggblåslav (NT, T), vedflamlav (NT), vedskivlav (NT, T), violettgrå tagellav (NT, T), norrlandslav (S, T), nästlav (S, T), spillkråka (T, §4), tjäder (T, §4) och orre (§4). Se Figur 1.</w:t>
+      </w:r>
+    </w:p>
+    <w:p>
+      <w:r>
+        <w:t>Nedan presenteras relevanta utdrag ur standarderna för FSC, Chain of Custody, Controlled Wood och PEFC.</w:t>
+      </w:r>
+    </w:p>
+    <w:p>
+      <w:r>
+        <w:t>Vi förväntar oss att ni återkommer med ett skriftligt svar på vårt klagomål och även beskriver vilka korrigerande åtgärder ni satt in för att rätta till identifierade brister i er efterlevnad av den svenska FSC standarden.</w:t>
       </w:r>
     </w:p>
     <w:p>
       <w:pPr>
-        <w:pStyle w:val="Heading2"/>
+        <w:pStyle w:val="Heading1"/>
       </w:pPr>
       <w:r>
-        <w:t>Fridlysta arter</w:t>
+        <w:t>Naturvårdsarter och fridlysta arter</w:t>
       </w:r>
     </w:p>
     <w:p>
       <w:r>
-        <w:t>Följande fridlysta arter har sina livsmiljöer och växtplatser i den avverkningsanmälda skogen: pärluggla (EN, T, §4), spillkråka (T, §4), tjäder (T, §4) och orre (§4).</w:t>
-      </w:r>
-    </w:p>
-    <w:p>
-      <w:r>
-        <w:t xml:space="preserve">Observera att medlemsländerna är skyldiga att agera i enlighet med EU:s fågeldirektiv där det uttryckligen står att direktivet gäller för fåglar samt för deras ägg, bon och </w:t>
-      </w:r>
-      <w:r>
-        <w:rPr>
-          <w:b/>
-        </w:rPr>
-        <w:t xml:space="preserve">livsmiljöer </w:t>
-      </w:r>
-      <w:r>
-        <w:t>(artikel 1). Vidare att de åtgärder som vidtas inte får leda till en försämring av den nuvarande situationen beträffande bevarandet av de fågelarter som avses i artikel 1 (artikel 13). Fågeldirektivet är styrande för tillsynsansvariga myndigheters ärendehantering, ställningstaganden och beslutsfattande.</w:t>
+        <w:t>Nedan följer beskrivningar av de naturvårdsarter och fridlysta arter som har sina livsmiljöer och växtplatser i den avverkningsanmälda skogen. Se även ytterligare artfakta i BILAGA 1. De påträffade naturvårdsarterna är ett tydligt kvitto på att det rör sig om en skog med höga naturvärden.</w:t>
       </w:r>
     </w:p>
     <w:p>
@@ -302,10 +272,10 @@
         <w:rPr>
           <w:b/>
         </w:rPr>
-        <w:t>Spillkråka (§4)</w:t>
-      </w:r>
-      <w:r>
-        <w:t xml:space="preserve"> omfattas av bilaga 1 i EU:s fågeldirektiv och är typisk art för </w:t>
+        <w:t>Garnlav (VU)</w:t>
+      </w:r>
+      <w:r>
+        <w:t xml:space="preserve"> är en utpräglad barrskogsart som ibland kan drapera träden i norrländska grannaturskogar med hög luftfuktighet. Den förekommer även i talldominerade bestånd där den, förutom i trädens grenverk, påträffas hängande över ojämnheter i tallbarken. Arten har minskat starkt i södra och mellersta Sverige och den minskar även i sitt nordliga utbredningsområde. Minskningstakten uppgår till 30 (20–50) % inom 50 år och överstiger gränsvärdet för Sårbar (VU). Orsaken till tillbakagången beror främst på slutavverkningar av naturskogsartade skogar. Bestånd med riklig förekomst bör regelmässigt sparas, vilket även gynnar flera andra sällsynta och rödlistade arter. Garnlav är värdväxt för den mycket sällsynta och akut hotade fjärilen barrskogslavfly (CR) som hör hemma i boreala barrskogar med riklig förekomst av värdväxten. Tidigare kunde arten konstateras årligen på flera platser vid Dala-Floda i Dalarna innan lokalerna kalavverkades. Senaste fyndet i landet av barrskogslavfly är från år 2000 då den påträffades vid Högberget i Sollefteå kommun. Garnlav är typisk art för </w:t>
       </w:r>
       <w:r>
         <w:rPr>
@@ -320,6 +290,217 @@
         <w:rPr>
           <w:i/>
         </w:rPr>
+        <w:t xml:space="preserve"> 9070 Trädklädd betesmark</w:t>
+      </w:r>
+      <w:r>
+        <w:t xml:space="preserve"> (SLU Artdatabanken, 2026).</w:t>
+      </w:r>
+    </w:p>
+    <w:p>
+      <w:r>
+        <w:rPr>
+          <w:b/>
+        </w:rPr>
+        <w:t>Blågrå svartspik (NT)</w:t>
+      </w:r>
+      <w:r>
+        <w:t xml:space="preserve"> växer på torr, hård ved av gamla, solbelysta torrakor, högstubbar av tall och grova döda grenar på levande tallar i öppna bestånd av naturskogskaraktär. Nästan alltid rör det sig om tjärrika torrträd och högstubbar (töreved, keloträd) som kan vara en bra bit över hundra år, i vissa fall sannolikt hundratals år gamla. Skogsbruk är idag det allvarligaste hotet. Ett långsiktigt hot är att nybildningen av gamla torrakor och högstubbar är en långsam process vilken ofta är beroende av skogsbrand. Nytt substrat bildas numera sannolikt nästan inte alls då antalet naturliga skogsbränder har minskat drastiskt på grund av effektivare brandbekämpning. Döda träd som lämnas efter avverkning är inte lämpliga för arten, eftersom dessa träd inte varit utsatta för skogsbrand och bildat tjärrik ved. Skogsbruksåtgärder på eller i närheten av växtplatserna bör undvikas. Naturskogsartade skogar med förekomst av arten indikerar höga biologiska värden och bör bevaras. Blågrå svartspik har en mycket begränsad utbredning utanför de nordiska länderna varför dessa länder har ett speciellt ansvar för arten (SLU Artdatabanken, 2024).</w:t>
+      </w:r>
+    </w:p>
+    <w:p>
+      <w:r>
+        <w:rPr>
+          <w:b/>
+        </w:rPr>
+        <w:t>Dvärgbägarlav (NT)</w:t>
+      </w:r>
+      <w:r>
+        <w:t xml:space="preserve"> förekommer över hela Sverige på gammal hård ved, huvudsakligen på tall men i södra Sverige även på ek. Veden utgörs framförallt av grova stubbar, lågor och grenar. Substratet har blivit sällsyntare och nybildning av substrat sker bara i begränsad omfattning. Arten hotas av att grova lågor blir allt sällsyntare i dagens kulturskogar samt att nybildningen av lämpliga substrat går mycket långsamt. En riklig tillgång på gamla tall- eller eklågor måste säkerställas på artens lokaler. Dvärgbägarlav är typisk art för </w:t>
+      </w:r>
+      <w:r>
+        <w:rPr>
+          <w:i/>
+        </w:rPr>
+        <w:t>9010 Taiga</w:t>
+      </w:r>
+      <w:r>
+        <w:t xml:space="preserve"> (SLU Artdatabanken, 2024; Nitare &amp; Skogsstyrelsen, 2019).</w:t>
+      </w:r>
+    </w:p>
+    <w:p>
+      <w:r>
+        <w:rPr>
+          <w:b/>
+        </w:rPr>
+        <w:t>Kortskaftad ärgspik (NT)</w:t>
+      </w:r>
+      <w:r>
+        <w:t xml:space="preserve"> förekommer i barrträdsdominerade skogar och växer nästan uteslutande på tallved. Den föredrar gamla högstubbar i fuktig och halvöppen miljö, t.ex. i myrkanter, sumpskog och brandpräglad skog. Arten indikerar kontinuerlig tillgång till gamla högstubbar i kombination med hög och jämn luftfuktighet. Skogsbruk på lokaler med kortskaftad ärgspik utgör ett hot. På lång sikt bildas färre lämpliga substrat än vad som försvinner. Avverkning av barrträdsdominerade bestånd av naturskogskaraktär utgör ett långsiktigt hot. Naturskogsartade bestånd med riklig förekomst av gamla och grova tallhögstubbar bör undantas från skogsbruk (SLU Artdatabanken, 2024).</w:t>
+      </w:r>
+    </w:p>
+    <w:p>
+      <w:r>
+        <w:rPr>
+          <w:b/>
+        </w:rPr>
+        <w:t>Mörk kolflarnlav (NT)</w:t>
+      </w:r>
+      <w:r>
+        <w:t xml:space="preserve"> är brandberoende och växer nästan uteslutande på kolad hård kärnved av tall. Arten förekommer främst i glesa, öppna tall- och blandbarrskogar av naturskogskaraktär och etableringen verkar ske sent efter brand, kanske först efter 100–300 år. Mörk kolflarnlav indikerar skog med höga naturvärden och vanligast är att den påträffas på rester av nedbrunna torrakor och högstubbar och lågstubbar som är så grova att hela innandömet är urbränt. Tall- och blandbarrskogar av naturskogskaraktär med spår av återkommande bränder hyser höga biologiska värden och bör skyddas (SLU Artdatabanken, 2024).</w:t>
+      </w:r>
+    </w:p>
+    <w:p>
+      <w:r>
+        <w:rPr>
+          <w:b/>
+        </w:rPr>
+        <w:t>Skuggblåslav (NT)</w:t>
+      </w:r>
+      <w:r>
+        <w:t xml:space="preserve"> växer på silikatsten eller gamla träd i äldre naturskogar med hög luftfuktighet. Den påverkas negativt av brist på kontinuitetsskog och minskningstakten för arten bedöms vara nära gränsvärdet för sårbar (VU). Skuggblåslav är typisk art för </w:t>
+      </w:r>
+      <w:r>
+        <w:rPr>
+          <w:i/>
+        </w:rPr>
+        <w:t xml:space="preserve">9010 Taiga </w:t>
+      </w:r>
+      <w:r>
+        <w:t>(Nitare &amp; Skogsstyrelsen, 2019; SLU Artdatabanken, 2026).</w:t>
+      </w:r>
+    </w:p>
+    <w:p>
+      <w:r>
+        <w:rPr>
+          <w:b/>
+        </w:rPr>
+        <w:t>Vedflamlav (NT)</w:t>
+      </w:r>
+      <w:r>
+        <w:t xml:space="preserve"> växer på gammal hård och torr, exponerad kärnved av tall, främst på högstubbar i ljusöppna lägen, t.ex. vid och på myrar, sjökanter, i glesa hällmarkskogar och i brandpräglade tallnaturskogar. Substratet nyskapas i begränsad omfattning och arten är en utmärkt indikator på höga naturvärden i denna skogstyp. Tall- och barrblandskogar med naturskogskaraktär och spår av bränder har ofta höga biologiska värden och bör skyddas. På vedflamlavens bål kan den sällsynta spiklaven/parasiten </w:t>
+      </w:r>
+      <w:r>
+        <w:rPr>
+          <w:i/>
+        </w:rPr>
+        <w:t>Calicium ramboldiicola</w:t>
+      </w:r>
+      <w:r>
+        <w:t xml:space="preserve"> (VU) påträffas (SLU Artdatabanken, 2026).</w:t>
+      </w:r>
+    </w:p>
+    <w:p>
+      <w:r>
+        <w:rPr>
+          <w:b/>
+        </w:rPr>
+        <w:t>Vedskivlav (NT)</w:t>
+      </w:r>
+      <w:r>
+        <w:t xml:space="preserve"> växer på gammal, torr, exponerad, hård kärnved av framförallt tall i naturskogsartade bestånd. Avverkning av tallskog av naturskogskaraktär med spår av återkommande bränder är ett hot. Mängden lämplig ved att växa på för vedskivlav minskar, dels på grund av naturlig nedbrytning men framförallt på grund av att de förstörs i samband med slutavverkningar, gallringar och markberedning. Tall- och blandbarrskogar av naturskogskaraktär med spår av återkommande bränder bör skyddas. Vedskivlav är typisk art för </w:t>
+      </w:r>
+      <w:r>
+        <w:rPr>
+          <w:i/>
+        </w:rPr>
+        <w:t>9010 Taiga</w:t>
+      </w:r>
+      <w:r>
+        <w:t xml:space="preserve"> (SLU Artdatabanken, 2024).</w:t>
+      </w:r>
+    </w:p>
+    <w:p>
+      <w:r>
+        <w:rPr>
+          <w:b/>
+        </w:rPr>
+        <w:t>Violettgrå tagellav (NT)</w:t>
+      </w:r>
+      <w:r>
+        <w:t xml:space="preserve"> växer nästan uteslutande i gamla olikåldriga barrnaturskogar med lång skoglig kontinuitet och är en utmärkt signal på skog med höga naturvärden. Slutavverkning av tidigare aldrig slutavverkad skog (kontinuitetsskog) är det största hotet. Biotopen nyskapas i begränsad omfattning och barrskog äldre än 160 år, där den violettgrå tagellaven huvudsakligen påträffas har minskat med 50% de senaste 50 åren. Lågproduktiv skogsmark där laven förekommer bör undantas från skogsbruk och rika förekomster i äldre granskog bör skyddas. Arten är känslig för uttorkning och det är väsentligt att tillräckligt stora bestånd avsätts. Violettgrå tagellav är typisk art för </w:t>
+      </w:r>
+      <w:r>
+        <w:rPr>
+          <w:i/>
+        </w:rPr>
+        <w:t>9010 Taiga</w:t>
+      </w:r>
+      <w:r>
+        <w:t xml:space="preserve"> (SLU Artdatabanken, 2024; Nitare &amp; Skogsstyrelsen, 2019).</w:t>
+      </w:r>
+    </w:p>
+    <w:p>
+      <w:r>
+        <w:rPr>
+          <w:b/>
+        </w:rPr>
+        <w:t xml:space="preserve">Norrlandslav </w:t>
+      </w:r>
+      <w:r>
+        <w:t xml:space="preserve">indikerar söder om den naturliga norrlandsgränsen barrskogsbeklädda bergbranter eller andra ostörda skogsmiljöer med höga naturvärden. Norrlandslav är typisk art för </w:t>
+      </w:r>
+      <w:r>
+        <w:rPr>
+          <w:i/>
+        </w:rPr>
+        <w:t xml:space="preserve">9010 Taiga, 8110 Silikatrasmarker </w:t>
+      </w:r>
+      <w:r>
+        <w:t>och</w:t>
+      </w:r>
+      <w:r>
+        <w:rPr>
+          <w:i/>
+        </w:rPr>
+        <w:t xml:space="preserve"> 8120 Kalkrasmarker </w:t>
+      </w:r>
+      <w:r>
+        <w:t>(Nitare &amp; Skogsstyrelsen, 2000; SLU Artdatabanken, 2025).</w:t>
+      </w:r>
+    </w:p>
+    <w:p>
+      <w:r>
+        <w:rPr>
+          <w:b/>
+        </w:rPr>
+        <w:t>Nästlav</w:t>
+      </w:r>
+      <w:r>
+        <w:t xml:space="preserve"> indikerar söder om den naturliga norrlandsgränsen äldre barrskogsområden med höga naturvärden där andra ovanliga nordliga barrskogsarter kan påträffas. Nästlav är typisk art för </w:t>
+      </w:r>
+      <w:r>
+        <w:rPr>
+          <w:i/>
+        </w:rPr>
+        <w:t xml:space="preserve">9010 Taiga </w:t>
+      </w:r>
+      <w:r>
+        <w:t>(Nitare &amp; Skogsstyrelsen, 2019; SLU Artdatabanken, 2025).</w:t>
+      </w:r>
+    </w:p>
+    <w:p>
+      <w:r>
+        <w:rPr>
+          <w:b/>
+        </w:rPr>
+        <w:t>Spillkråka (§4)</w:t>
+      </w:r>
+      <w:r>
+        <w:t xml:space="preserve"> omfattas av bilaga 1 i EU:s fågeldirektiv och är typisk art för </w:t>
+      </w:r>
+      <w:r>
+        <w:rPr>
+          <w:i/>
+        </w:rPr>
+        <w:t xml:space="preserve">9010 Taiga </w:t>
+      </w:r>
+      <w:r>
+        <w:t>och</w:t>
+      </w:r>
+      <w:r>
+        <w:rPr>
+          <w:i/>
+        </w:rPr>
         <w:t xml:space="preserve"> 9740 Skogsbevuxen myr</w:t>
       </w:r>
       <w:r>
@@ -353,230 +534,6 @@
       </w:r>
       <w:r>
         <w:t>. Tjädern är en utpräglad skogsfågel knuten till större sammanhängande barrskogsområden. Tupparna och hönorna utnyttjar till viss del olika miljöer, och habitatvalet varierar dessutom mellan olika delar av året. För att det ska finnas livskraftiga tjäderbestånd krävs funktionella skogslandskap med en blandning av uppvuxen, gles och luckig skog, täta sumpskogar, myrar och andra små våtmarker. Arten försvinner när skogen fragmenteras och den sammanlagda arealen hyggen och andra öppna områden blir för stor. Ett småskaligt och försiktigt virkesuttag genom hyggesfria metoder kan i vissa fall vara möjligt i området inom 200 m från lekcentrum. Längre ut från lekcentrum, inom 200–500 m bör den avverkade ytan inte överskrida 1 hektar för att undvika alltför stora och snabba förändringar (Skogsstyrelsen, 2019; SLU Artdatabanken, 2024).</w:t>
-      </w:r>
-    </w:p>
-    <w:p>
-      <w:r>
-        <w:t>I BILAGA 1 finns mer detaljerad information om ekologi samt krav på livsmiljö hos fridlysta arter.</w:t>
-      </w:r>
-    </w:p>
-    <w:p>
-      <w:pPr>
-        <w:pStyle w:val="Heading2"/>
-      </w:pPr>
-      <w:r>
-        <w:t>Övriga naturvårdsarter</w:t>
-      </w:r>
-    </w:p>
-    <w:p>
-      <w:r>
-        <w:rPr>
-          <w:b/>
-        </w:rPr>
-        <w:t>Blågrå svartspik (NT)</w:t>
-      </w:r>
-      <w:r>
-        <w:t xml:space="preserve"> växer på torr, hård ved av gamla, solbelysta torrakor, högstubbar av tall och grova döda grenar på levande tallar i öppna bestånd av naturskogskaraktär. Nästan alltid rör det sig om tjärrika torrträd och högstubbar (töreved, keloträd) som kan vara en bra bit över hundra år, i vissa fall sannolikt hundratals år gamla. Skogsbruk är idag det allvarligaste hotet. Ett långsiktigt hot är att nybildningen av gamla torrakor och högstubbar är en långsam process vilken ofta är beroende av skogsbrand. Nytt substrat bildas numera sannolikt nästan inte alls då antalet naturliga skogsbränder har minskat drastiskt på grund av effektivare brandbekämpning. Döda träd som lämnas efter avverkning är inte lämpliga för arten, eftersom dessa träd inte varit utsatta för skogsbrand och bildat tjärrik ved. Skogsbruksåtgärder på eller i närheten av växtplatserna bör undvikas. Naturskogsartade skogar med förekomst av arten indikerar höga biologiska värden och bör bevaras. Blågrå svartspik har en mycket begränsad utbredning utanför de nordiska länderna varför dessa länder har ett speciellt ansvar för arten (SLU Artdatabanken, 2024).</w:t>
-      </w:r>
-    </w:p>
-    <w:p>
-      <w:r>
-        <w:rPr>
-          <w:b/>
-        </w:rPr>
-        <w:t>Dvärgbägarlav (NT)</w:t>
-      </w:r>
-      <w:r>
-        <w:t xml:space="preserve"> förekommer över hela Sverige på gammal hård ved, huvudsakligen på tall men i södra Sverige även på ek. Veden utgörs framförallt av grova stubbar, lågor och grenar. Substratet har blivit sällsyntare och nybildning av substrat sker bara i begränsad omfattning. Arten hotas av att grova lågor blir allt sällsyntare i dagens kulturskogar samt att nybildningen av lämpliga substrat går mycket långsamt. En riklig tillgång på gamla tall- eller eklågor måste säkerställas på artens lokaler. Dvärgbägarlav är typisk art för </w:t>
-      </w:r>
-      <w:r>
-        <w:rPr>
-          <w:i/>
-        </w:rPr>
-        <w:t>9010 Taiga</w:t>
-      </w:r>
-      <w:r>
-        <w:t xml:space="preserve"> (SLU Artdatabanken, 2024; Nitare &amp; Skogsstyrelsen, 2019).</w:t>
-      </w:r>
-    </w:p>
-    <w:p>
-      <w:r>
-        <w:rPr>
-          <w:b/>
-        </w:rPr>
-        <w:t>Garnlav (VU)</w:t>
-      </w:r>
-      <w:r>
-        <w:t xml:space="preserve"> är en utpräglad barrskogsart som ibland kan drapera träden i norrländska grannaturskogar med hög luftfuktighet. Den förekommer även i talldominerade bestånd där den, förutom i trädens grenverk, påträffas hängande över ojämnheter i tallbarken. Arten har minskat starkt i södra och mellersta Sverige och den minskar även i sitt nordliga utbredningsområde. Minskningstakten uppgår till 30 (20–50) % inom 50 år och överstiger gränsvärdet för Sårbar (VU). Orsaken till tillbakagången beror främst på slutavverkningar av naturskogsartade skogar. Bestånd med riklig förekomst bör regelmässigt sparas, vilket även gynnar flera andra sällsynta och rödlistade arter. Garnlav är värdväxt för den mycket sällsynta och akut hotade fjärilen barrskogslavfly (CR) som hör hemma i boreala barrskogar med riklig förekomst av värdväxten. Tidigare kunde arten konstateras årligen på flera platser vid Dala-Floda i Dalarna innan lokalerna kalavverkades. Senaste fyndet i landet av barrskogslavfly är från år 2000 då den påträffades vid Högberget i Sollefteå kommun. Garnlav är typisk art för </w:t>
-      </w:r>
-      <w:r>
-        <w:rPr>
-          <w:i/>
-        </w:rPr>
-        <w:t xml:space="preserve">9010 Taiga </w:t>
-      </w:r>
-      <w:r>
-        <w:t>och</w:t>
-      </w:r>
-      <w:r>
-        <w:rPr>
-          <w:i/>
-        </w:rPr>
-        <w:t xml:space="preserve"> 9070 Trädklädd betesmark</w:t>
-      </w:r>
-      <w:r>
-        <w:t xml:space="preserve"> (SLU Artdatabanken, 2026).</w:t>
-      </w:r>
-    </w:p>
-    <w:p>
-      <w:r>
-        <w:rPr>
-          <w:b/>
-        </w:rPr>
-        <w:t>Kortskaftad ärgspik (NT)</w:t>
-      </w:r>
-      <w:r>
-        <w:t xml:space="preserve"> förekommer i barrträdsdominerade skogar och växer nästan uteslutande på tallved. Den föredrar gamla högstubbar i fuktig och halvöppen miljö, t.ex. i myrkanter, sumpskog och brandpräglad skog. Arten indikerar kontinuerlig tillgång till gamla högstubbar i kombination med hög och jämn luftfuktighet. Skogsbruk på lokaler med kortskaftad ärgspik utgör ett hot. På lång sikt bildas färre lämpliga substrat än vad som försvinner. Avverkning av barrträdsdominerade bestånd av naturskogskaraktär utgör ett långsiktigt hot. Naturskogsartade bestånd med riklig förekomst av gamla och grova tallhögstubbar bör undantas från skogsbruk (SLU Artdatabanken, 2024).</w:t>
-      </w:r>
-    </w:p>
-    <w:p>
-      <w:r>
-        <w:rPr>
-          <w:b/>
-        </w:rPr>
-        <w:t>Mörk kolflarnlav (NT)</w:t>
-      </w:r>
-      <w:r>
-        <w:t xml:space="preserve"> är brandberoende och växer nästan uteslutande på kolad hård kärnved av tall. Arten förekommer främst i glesa, öppna tall- och blandbarrskogar av naturskogskaraktär och etableringen verkar ske sent efter brand, kanske först efter 100–300 år. Mörk kolflarnlav indikerar skog med höga naturvärden och vanligast är att den påträffas på rester av nedbrunna torrakor och högstubbar och lågstubbar som är så grova att hela innandömet är urbränt. Tall- och blandbarrskogar av naturskogskaraktär med spår av återkommande bränder hyser höga biologiska värden och bör skyddas (SLU Artdatabanken, 2024).</w:t>
-      </w:r>
-    </w:p>
-    <w:p>
-      <w:r>
-        <w:rPr>
-          <w:b/>
-        </w:rPr>
-        <w:t xml:space="preserve">Norrlandslav </w:t>
-      </w:r>
-      <w:r>
-        <w:t xml:space="preserve">indikerar söder om den naturliga norrlandsgränsen barrskogsbeklädda bergbranter eller andra ostörda skogsmiljöer med höga naturvärden. Norrlandslav är typisk art för </w:t>
-      </w:r>
-      <w:r>
-        <w:rPr>
-          <w:i/>
-        </w:rPr>
-        <w:t xml:space="preserve">9010 Taiga, 8110 Silikatrasmarker </w:t>
-      </w:r>
-      <w:r>
-        <w:t>och</w:t>
-      </w:r>
-      <w:r>
-        <w:rPr>
-          <w:i/>
-        </w:rPr>
-        <w:t xml:space="preserve"> 8120 Kalkrasmarker </w:t>
-      </w:r>
-      <w:r>
-        <w:t>(Nitare &amp; Skogsstyrelsen, 2000; SLU Artdatabanken, 2025).</w:t>
-      </w:r>
-    </w:p>
-    <w:p>
-      <w:r>
-        <w:rPr>
-          <w:b/>
-        </w:rPr>
-        <w:t>Nästlav</w:t>
-      </w:r>
-      <w:r>
-        <w:t xml:space="preserve"> indikerar söder om den naturliga norrlandsgränsen äldre barrskogsområden med höga naturvärden där andra ovanliga nordliga barrskogsarter kan påträffas. Nästlav är typisk art för </w:t>
-      </w:r>
-      <w:r>
-        <w:rPr>
-          <w:i/>
-        </w:rPr>
-        <w:t xml:space="preserve">9010 Taiga </w:t>
-      </w:r>
-      <w:r>
-        <w:t>(Nitare &amp; Skogsstyrelsen, 2019; SLU Artdatabanken, 2025).</w:t>
-      </w:r>
-    </w:p>
-    <w:p>
-      <w:r>
-        <w:rPr>
-          <w:b/>
-        </w:rPr>
-        <w:t>Skuggblåslav (NT)</w:t>
-      </w:r>
-      <w:r>
-        <w:t xml:space="preserve"> växer på silikatsten eller gamla träd i äldre naturskogar med hög luftfuktighet. Den påverkas negativt av brist på kontinuitetsskog och minskningstakten för arten bedöms vara nära gränsvärdet för sårbar (VU). Skuggblåslav är typisk art för </w:t>
-      </w:r>
-      <w:r>
-        <w:rPr>
-          <w:i/>
-        </w:rPr>
-        <w:t xml:space="preserve">9010 Taiga </w:t>
-      </w:r>
-      <w:r>
-        <w:t>(Nitare &amp; Skogsstyrelsen, 2019; SLU Artdatabanken, 2026).</w:t>
-      </w:r>
-    </w:p>
-    <w:p>
-      <w:r>
-        <w:rPr>
-          <w:b/>
-        </w:rPr>
-        <w:t>Vedflamlav (NT)</w:t>
-      </w:r>
-      <w:r>
-        <w:t xml:space="preserve"> växer på gammal hård och torr, exponerad kärnved av tall, främst på högstubbar i ljusöppna lägen, t.ex. vid och på myrar, sjökanter, i glesa hällmarkskogar och i brandpräglade tallnaturskogar. Substratet nyskapas i begränsad omfattning och arten är en utmärkt indikator på höga naturvärden i denna skogstyp. Tall- och barrblandskogar med naturskogskaraktär och spår av bränder har ofta höga biologiska värden och bör skyddas. På vedflamlavens bål kan den sällsynta spiklaven/parasiten </w:t>
-      </w:r>
-      <w:r>
-        <w:rPr>
-          <w:i/>
-        </w:rPr>
-        <w:t>Calicium ramboldiicola</w:t>
-      </w:r>
-      <w:r>
-        <w:t xml:space="preserve"> (VU) påträffas (SLU Artdatabanken, 2026).</w:t>
-      </w:r>
-    </w:p>
-    <w:p>
-      <w:r>
-        <w:rPr>
-          <w:b/>
-        </w:rPr>
-        <w:t>Vedskivlav (NT)</w:t>
-      </w:r>
-      <w:r>
-        <w:t xml:space="preserve"> växer på gammal, torr, exponerad, hård kärnved av framförallt tall i naturskogsartade bestånd. Avverkning av tallskog av naturskogskaraktär med spår av återkommande bränder är ett hot. Mängden lämplig ved att växa på för vedskivlav minskar, dels på grund av naturlig nedbrytning men framförallt på grund av att de förstörs i samband med slutavverkningar, gallringar och markberedning. Tall- och blandbarrskogar av naturskogskaraktär med spår av återkommande bränder bör skyddas. Vedskivlav är typisk art för </w:t>
-      </w:r>
-      <w:r>
-        <w:rPr>
-          <w:i/>
-        </w:rPr>
-        <w:t>9010 Taiga</w:t>
-      </w:r>
-      <w:r>
-        <w:t xml:space="preserve"> (SLU Artdatabanken, 2024).</w:t>
-      </w:r>
-    </w:p>
-    <w:p>
-      <w:r>
-        <w:rPr>
-          <w:b/>
-        </w:rPr>
-        <w:t>Violettgrå tagellav (NT)</w:t>
-      </w:r>
-      <w:r>
-        <w:t xml:space="preserve"> växer nästan uteslutande i gamla olikåldriga barrnaturskogar med lång skoglig kontinuitet och är en utmärkt signal på skog med höga naturvärden. Slutavverkning av tidigare aldrig slutavverkad skog (kontinuitetsskog) är det största hotet. Biotopen nyskapas i begränsad omfattning och barrskog äldre än 160 år, där den violettgrå tagellaven huvudsakligen påträffas har minskat med 50% de senaste 50 åren. Lågproduktiv skogsmark där laven förekommer bör undantas från skogsbruk och rika förekomster i äldre granskog bör skyddas. Arten är känslig för uttorkning och det är väsentligt att tillräckligt stora bestånd avsätts. Violettgrå tagellav är typisk art för </w:t>
-      </w:r>
-      <w:r>
-        <w:rPr>
-          <w:i/>
-        </w:rPr>
-        <w:t>9010 Taiga</w:t>
-      </w:r>
-      <w:r>
-        <w:t xml:space="preserve"> (SLU Artdatabanken, 2024; Nitare &amp; Skogsstyrelsen, 2019).</w:t>
       </w:r>
     </w:p>
     <w:p>
@@ -1219,7 +1176,7 @@
     <w:r>
       <w:tab/>
       <w:tab/>
-      <w:t>2026-06-20</w:t>
+      <w:t>2026-06-21</w:t>
       <w:br/>
       <w:br/>
     </w:r>

--- a/klagomål/A 22782-2026 FSC-klagomål.docx
+++ b/klagomål/A 22782-2026 FSC-klagomål.docx
@@ -1176,7 +1176,7 @@
     <w:r>
       <w:tab/>
       <w:tab/>
-      <w:t>2026-06-21</w:t>
+      <w:t>2026-06-22</w:t>
       <w:br/>
       <w:br/>
     </w:r>

--- a/klagomål/A 22782-2026 FSC-klagomål.docx
+++ b/klagomål/A 22782-2026 FSC-klagomål.docx
@@ -1176,7 +1176,7 @@
     <w:r>
       <w:tab/>
       <w:tab/>
-      <w:t>2026-06-22</w:t>
+      <w:t>2026-06-23</w:t>
       <w:br/>
       <w:br/>
     </w:r>

--- a/klagomål/A 22782-2026 FSC-klagomål.docx
+++ b/klagomål/A 22782-2026 FSC-klagomål.docx
@@ -1176,7 +1176,7 @@
     <w:r>
       <w:tab/>
       <w:tab/>
-      <w:t>2026-06-23</w:t>
+      <w:t>2026-06-24</w:t>
       <w:br/>
       <w:br/>
     </w:r>

--- a/klagomål/A 22782-2026 FSC-klagomål.docx
+++ b/klagomål/A 22782-2026 FSC-klagomål.docx
@@ -1176,7 +1176,7 @@
     <w:r>
       <w:tab/>
       <w:tab/>
-      <w:t>2026-06-24</w:t>
+      <w:t>2026-06-25</w:t>
       <w:br/>
       <w:br/>
     </w:r>

--- a/klagomål/A 22782-2026 FSC-klagomål.docx
+++ b/klagomål/A 22782-2026 FSC-klagomål.docx
@@ -1176,7 +1176,7 @@
     <w:r>
       <w:tab/>
       <w:tab/>
-      <w:t>2026-06-25</w:t>
+      <w:t>2026-06-26</w:t>
       <w:br/>
       <w:br/>
     </w:r>

--- a/klagomål/A 22782-2026 FSC-klagomål.docx
+++ b/klagomål/A 22782-2026 FSC-klagomål.docx
@@ -1176,7 +1176,7 @@
     <w:r>
       <w:tab/>
       <w:tab/>
-      <w:t>2026-06-26</w:t>
+      <w:t>2026-06-27</w:t>
       <w:br/>
       <w:br/>
     </w:r>

--- a/klagomål/A 22782-2026 FSC-klagomål.docx
+++ b/klagomål/A 22782-2026 FSC-klagomål.docx
@@ -1176,7 +1176,7 @@
     <w:r>
       <w:tab/>
       <w:tab/>
-      <w:t>2026-06-27</w:t>
+      <w:t>2026-06-28</w:t>
       <w:br/>
       <w:br/>
     </w:r>

--- a/klagomål/A 22782-2026 FSC-klagomål.docx
+++ b/klagomål/A 22782-2026 FSC-klagomål.docx
@@ -1176,7 +1176,7 @@
     <w:r>
       <w:tab/>
       <w:tab/>
-      <w:t>2026-06-28</w:t>
+      <w:t>2026-06-29</w:t>
       <w:br/>
       <w:br/>
     </w:r>

--- a/klagomål/A 22782-2026 FSC-klagomål.docx
+++ b/klagomål/A 22782-2026 FSC-klagomål.docx
@@ -1176,7 +1176,7 @@
     <w:r>
       <w:tab/>
       <w:tab/>
-      <w:t>2026-06-29</w:t>
+      <w:t>2026-06-30</w:t>
       <w:br/>
       <w:br/>
     </w:r>

--- a/klagomål/A 22782-2026 FSC-klagomål.docx
+++ b/klagomål/A 22782-2026 FSC-klagomål.docx
@@ -1176,7 +1176,7 @@
     <w:r>
       <w:tab/>
       <w:tab/>
-      <w:t>2026-06-30</w:t>
+      <w:t>2026-07-01</w:t>
       <w:br/>
       <w:br/>
     </w:r>

--- a/klagomål/A 22782-2026 FSC-klagomål.docx
+++ b/klagomål/A 22782-2026 FSC-klagomål.docx
@@ -1176,7 +1176,7 @@
     <w:r>
       <w:tab/>
       <w:tab/>
-      <w:t>2026-07-01</w:t>
+      <w:t>2026-07-02</w:t>
       <w:br/>
       <w:br/>
     </w:r>

--- a/klagomål/A 22782-2026 FSC-klagomål.docx
+++ b/klagomål/A 22782-2026 FSC-klagomål.docx
@@ -1176,7 +1176,7 @@
     <w:r>
       <w:tab/>
       <w:tab/>
-      <w:t>2026-07-13</w:t>
+      <w:t>2026-07-14</w:t>
       <w:br/>
       <w:br/>
     </w:r>

--- a/klagomål/A 22782-2026 FSC-klagomål.docx
+++ b/klagomål/A 22782-2026 FSC-klagomål.docx
@@ -1176,7 +1176,7 @@
     <w:r>
       <w:tab/>
       <w:tab/>
-      <w:t>2026-07-14</w:t>
+      <w:t>2026-07-15</w:t>
       <w:br/>
       <w:br/>
     </w:r>

--- a/klagomål/A 22782-2026 FSC-klagomål.docx
+++ b/klagomål/A 22782-2026 FSC-klagomål.docx
@@ -1176,7 +1176,7 @@
     <w:r>
       <w:tab/>
       <w:tab/>
-      <w:t>2026-07-15</w:t>
+      <w:t>2026-07-16</w:t>
       <w:br/>
       <w:br/>
     </w:r>

--- a/klagomål/A 22782-2026 FSC-klagomål.docx
+++ b/klagomål/A 22782-2026 FSC-klagomål.docx
@@ -1176,7 +1176,7 @@
     <w:r>
       <w:tab/>
       <w:tab/>
-      <w:t>2026-07-16</w:t>
+      <w:t>2026-07-17</w:t>
       <w:br/>
       <w:br/>
     </w:r>

--- a/klagomål/A 22782-2026 FSC-klagomål.docx
+++ b/klagomål/A 22782-2026 FSC-klagomål.docx
@@ -1176,7 +1176,7 @@
     <w:r>
       <w:tab/>
       <w:tab/>
-      <w:t>2026-07-17</w:t>
+      <w:t>2026-07-18</w:t>
       <w:br/>
       <w:br/>
     </w:r>

--- a/klagomål/A 22782-2026 FSC-klagomål.docx
+++ b/klagomål/A 22782-2026 FSC-klagomål.docx
@@ -1176,7 +1176,7 @@
     <w:r>
       <w:tab/>
       <w:tab/>
-      <w:t>2026-07-18</w:t>
+      <w:t>2026-07-19</w:t>
       <w:br/>
       <w:br/>
     </w:r>

--- a/klagomål/A 22782-2026 FSC-klagomål.docx
+++ b/klagomål/A 22782-2026 FSC-klagomål.docx
@@ -1176,7 +1176,7 @@
     <w:r>
       <w:tab/>
       <w:tab/>
-      <w:t>2026-07-19</w:t>
+      <w:t>2026-07-20</w:t>
       <w:br/>
       <w:br/>
     </w:r>

--- a/klagomål/A 22782-2026 FSC-klagomål.docx
+++ b/klagomål/A 22782-2026 FSC-klagomål.docx
@@ -1176,7 +1176,7 @@
     <w:r>
       <w:tab/>
       <w:tab/>
-      <w:t>2026-07-20</w:t>
+      <w:t>2026-07-21</w:t>
       <w:br/>
       <w:br/>
     </w:r>

--- a/klagomål/A 22782-2026 FSC-klagomål.docx
+++ b/klagomål/A 22782-2026 FSC-klagomål.docx
@@ -1176,7 +1176,7 @@
     <w:r>
       <w:tab/>
       <w:tab/>
-      <w:t>2026-07-21</w:t>
+      <w:t>2026-07-22</w:t>
       <w:br/>
       <w:br/>
     </w:r>

--- a/klagomål/A 22782-2026 FSC-klagomål.docx
+++ b/klagomål/A 22782-2026 FSC-klagomål.docx
@@ -1176,7 +1176,7 @@
     <w:r>
       <w:tab/>
       <w:tab/>
-      <w:t>2026-07-22</w:t>
+      <w:t>2026-07-23</w:t>
       <w:br/>
       <w:br/>
     </w:r>

--- a/klagomål/A 22782-2026 FSC-klagomål.docx
+++ b/klagomål/A 22782-2026 FSC-klagomål.docx
@@ -1176,7 +1176,7 @@
     <w:r>
       <w:tab/>
       <w:tab/>
-      <w:t>2026-07-23</w:t>
+      <w:t>2026-07-24</w:t>
       <w:br/>
       <w:br/>
     </w:r>

--- a/klagomål/A 22782-2026 FSC-klagomål.docx
+++ b/klagomål/A 22782-2026 FSC-klagomål.docx
@@ -1176,7 +1176,7 @@
     <w:r>
       <w:tab/>
       <w:tab/>
-      <w:t>2026-07-24</w:t>
+      <w:t>2026-07-25</w:t>
       <w:br/>
       <w:br/>
     </w:r>

--- a/klagomål/A 22782-2026 FSC-klagomål.docx
+++ b/klagomål/A 22782-2026 FSC-klagomål.docx
@@ -1176,7 +1176,7 @@
     <w:r>
       <w:tab/>
       <w:tab/>
-      <w:t>2026-07-25</w:t>
+      <w:t>2026-07-26</w:t>
       <w:br/>
       <w:br/>
     </w:r>

--- a/klagomål/A 22782-2026 FSC-klagomål.docx
+++ b/klagomål/A 22782-2026 FSC-klagomål.docx
@@ -1176,7 +1176,7 @@
     <w:r>
       <w:tab/>
       <w:tab/>
-      <w:t>2026-07-26</w:t>
+      <w:t>2026-07-27</w:t>
       <w:br/>
       <w:br/>
     </w:r>

--- a/klagomål/A 22782-2026 FSC-klagomål.docx
+++ b/klagomål/A 22782-2026 FSC-klagomål.docx
@@ -1176,7 +1176,7 @@
     <w:r>
       <w:tab/>
       <w:tab/>
-      <w:t>2026-07-27</w:t>
+      <w:t>2026-07-28</w:t>
       <w:br/>
       <w:br/>
     </w:r>

--- a/klagomål/A 22782-2026 FSC-klagomål.docx
+++ b/klagomål/A 22782-2026 FSC-klagomål.docx
@@ -1176,7 +1176,7 @@
     <w:r>
       <w:tab/>
       <w:tab/>
-      <w:t>2026-07-28</w:t>
+      <w:t>2026-07-29</w:t>
       <w:br/>
       <w:br/>
     </w:r>

--- a/klagomål/A 22782-2026 FSC-klagomål.docx
+++ b/klagomål/A 22782-2026 FSC-klagomål.docx
@@ -1176,7 +1176,7 @@
     <w:r>
       <w:tab/>
       <w:tab/>
-      <w:t>2026-07-29</w:t>
+      <w:t>2026-07-30</w:t>
       <w:br/>
       <w:br/>
     </w:r>

--- a/klagomål/A 22782-2026 FSC-klagomål.docx
+++ b/klagomål/A 22782-2026 FSC-klagomål.docx
@@ -1176,7 +1176,7 @@
     <w:r>
       <w:tab/>
       <w:tab/>
-      <w:t>2026-07-30</w:t>
+      <w:t>2026-07-31</w:t>
       <w:br/>
       <w:br/>
     </w:r>

--- a/klagomål/A 22782-2026 FSC-klagomål.docx
+++ b/klagomål/A 22782-2026 FSC-klagomål.docx
@@ -1176,7 +1176,7 @@
     <w:r>
       <w:tab/>
       <w:tab/>
-      <w:t>2026-07-31</w:t>
+      <w:t>2026-08-01</w:t>
       <w:br/>
       <w:br/>
     </w:r>

--- a/klagomål/A 22782-2026 FSC-klagomål.docx
+++ b/klagomål/A 22782-2026 FSC-klagomål.docx
@@ -1176,7 +1176,7 @@
     <w:r>
       <w:tab/>
       <w:tab/>
-      <w:t>2026-08-01</w:t>
+      <w:t>2026-08-02</w:t>
       <w:br/>
       <w:br/>
     </w:r>

--- a/klagomål/A 22782-2026 FSC-klagomål.docx
+++ b/klagomål/A 22782-2026 FSC-klagomål.docx
@@ -1176,7 +1176,7 @@
     <w:r>
       <w:tab/>
       <w:tab/>
-      <w:t>2026-08-02</w:t>
+      <w:t>2026-08-03</w:t>
       <w:br/>
       <w:br/>
     </w:r>

--- a/klagomål/A 22782-2026 FSC-klagomål.docx
+++ b/klagomål/A 22782-2026 FSC-klagomål.docx
@@ -1176,7 +1176,7 @@
     <w:r>
       <w:tab/>
       <w:tab/>
-      <w:t>2026-08-03</w:t>
+      <w:t>2026-08-05</w:t>
       <w:br/>
       <w:br/>
     </w:r>

--- a/klagomål/A 22782-2026 FSC-klagomål.docx
+++ b/klagomål/A 22782-2026 FSC-klagomål.docx
@@ -1176,7 +1176,7 @@
     <w:r>
       <w:tab/>
       <w:tab/>
-      <w:t>2026-08-05</w:t>
+      <w:t>2026-08-07</w:t>
       <w:br/>
       <w:br/>
     </w:r>

--- a/klagomål/A 22782-2026 FSC-klagomål.docx
+++ b/klagomål/A 22782-2026 FSC-klagomål.docx
@@ -1176,7 +1176,7 @@
     <w:r>
       <w:tab/>
       <w:tab/>
-      <w:t>2026-08-07</w:t>
+      <w:t>2026-08-08</w:t>
       <w:br/>
       <w:br/>
     </w:r>

--- a/klagomål/A 22782-2026 FSC-klagomål.docx
+++ b/klagomål/A 22782-2026 FSC-klagomål.docx
@@ -216,7 +216,7 @@
         <w:spacing w:after="240"/>
       </w:pPr>
       <w:r>
-        <w:t>Figur 1. Fyndplatser för naturvårdsarter i och inom 25 meter från avverkningsanmälan. Markörer utan svart kant är placerade på fyndplatsen. Markörer med svart kant är placerade vid sidan av fyndplatsen har ett svart streck som visar fyndplatsens exakta position. Kartans mittpunktskoordinat är N 6763180, E 396358 i SWEREF 99 TM.</w:t>
+        <w:t>Figur 1. Fyndplatser för naturvårdsarter i och inom 25 meter från avverkningsanmälan. Markörer utan svart kant är placerade på fyndplatsen. Markörer med svart kant är placerade vid sidan av fyndplatsen och har ett svart streck som visar fyndplatsens exakta position. Kartans mittpunktskoordinat är N 6763180, E 396358 i SWEREF 99 TM.</w:t>
       </w:r>
     </w:p>
     <w:p>
@@ -1176,7 +1176,7 @@
     <w:r>
       <w:tab/>
       <w:tab/>
-      <w:t>2026-08-14</w:t>
+      <w:t>2026-08-15</w:t>
       <w:br/>
       <w:br/>
     </w:r>

--- a/klagomål/A 22782-2026 FSC-klagomål.docx
+++ b/klagomål/A 22782-2026 FSC-klagomål.docx
@@ -1176,7 +1176,7 @@
     <w:r>
       <w:tab/>
       <w:tab/>
-      <w:t>2026-08-15</w:t>
+      <w:t>2026-08-16</w:t>
       <w:br/>
       <w:br/>
     </w:r>

--- a/klagomål/A 22782-2026 FSC-klagomål.docx
+++ b/klagomål/A 22782-2026 FSC-klagomål.docx
@@ -1176,7 +1176,7 @@
     <w:r>
       <w:tab/>
       <w:tab/>
-      <w:t>2026-08-16</w:t>
+      <w:t>2026-08-17</w:t>
       <w:br/>
       <w:br/>
     </w:r>

--- a/klagomål/A 22782-2026 FSC-klagomål.docx
+++ b/klagomål/A 22782-2026 FSC-klagomål.docx
@@ -1176,7 +1176,7 @@
     <w:r>
       <w:tab/>
       <w:tab/>
-      <w:t>2026-08-17</w:t>
+      <w:t>2026-08-18</w:t>
       <w:br/>
       <w:br/>
     </w:r>

--- a/klagomål/A 22782-2026 FSC-klagomål.docx
+++ b/klagomål/A 22782-2026 FSC-klagomål.docx
@@ -1176,7 +1176,7 @@
     <w:r>
       <w:tab/>
       <w:tab/>
-      <w:t>2026-08-18</w:t>
+      <w:t>2026-08-19</w:t>
       <w:br/>
       <w:br/>
     </w:r>

--- a/klagomål/A 22782-2026 FSC-klagomål.docx
+++ b/klagomål/A 22782-2026 FSC-klagomål.docx
@@ -1176,7 +1176,7 @@
     <w:r>
       <w:tab/>
       <w:tab/>
-      <w:t>2026-08-19</w:t>
+      <w:t>2026-08-20</w:t>
       <w:br/>
       <w:br/>
     </w:r>

--- a/klagomål/A 22782-2026 FSC-klagomål.docx
+++ b/klagomål/A 22782-2026 FSC-klagomål.docx
@@ -1176,7 +1176,7 @@
     <w:r>
       <w:tab/>
       <w:tab/>
-      <w:t>2026-08-20</w:t>
+      <w:t>2026-08-21</w:t>
       <w:br/>
       <w:br/>
     </w:r>

--- a/klagomål/A 22782-2026 FSC-klagomål.docx
+++ b/klagomål/A 22782-2026 FSC-klagomål.docx
@@ -1176,7 +1176,7 @@
     <w:r>
       <w:tab/>
       <w:tab/>
-      <w:t>2026-08-21</w:t>
+      <w:t>2026-08-22</w:t>
       <w:br/>
       <w:br/>
     </w:r>

--- a/klagomål/A 22782-2026 FSC-klagomål.docx
+++ b/klagomål/A 22782-2026 FSC-klagomål.docx
@@ -1176,7 +1176,7 @@
     <w:r>
       <w:tab/>
       <w:tab/>
-      <w:t>2026-08-22</w:t>
+      <w:t>2026-08-23</w:t>
       <w:br/>
       <w:br/>
     </w:r>

--- a/klagomål/A 22782-2026 FSC-klagomål.docx
+++ b/klagomål/A 22782-2026 FSC-klagomål.docx
@@ -1176,7 +1176,7 @@
     <w:r>
       <w:tab/>
       <w:tab/>
-      <w:t>2026-08-23</w:t>
+      <w:t>2026-08-24</w:t>
       <w:br/>
       <w:br/>
     </w:r>

--- a/klagomål/A 22782-2026 FSC-klagomål.docx
+++ b/klagomål/A 22782-2026 FSC-klagomål.docx
@@ -1176,7 +1176,7 @@
     <w:r>
       <w:tab/>
       <w:tab/>
-      <w:t>2026-08-24</w:t>
+      <w:t>2026-08-25</w:t>
       <w:br/>
       <w:br/>
     </w:r>

--- a/klagomål/A 22782-2026 FSC-klagomål.docx
+++ b/klagomål/A 22782-2026 FSC-klagomål.docx
@@ -1176,7 +1176,7 @@
     <w:r>
       <w:tab/>
       <w:tab/>
-      <w:t>2026-08-25</w:t>
+      <w:t>2026-08-26</w:t>
       <w:br/>
       <w:br/>
     </w:r>

--- a/klagomål/A 22782-2026 FSC-klagomål.docx
+++ b/klagomål/A 22782-2026 FSC-klagomål.docx
@@ -1176,7 +1176,7 @@
     <w:r>
       <w:tab/>
       <w:tab/>
-      <w:t>2026-08-26</w:t>
+      <w:t>2026-08-27</w:t>
       <w:br/>
       <w:br/>
     </w:r>

--- a/klagomål/A 22782-2026 FSC-klagomål.docx
+++ b/klagomål/A 22782-2026 FSC-klagomål.docx
@@ -1176,7 +1176,7 @@
     <w:r>
       <w:tab/>
       <w:tab/>
-      <w:t>2026-08-27</w:t>
+      <w:t>2026-08-28</w:t>
       <w:br/>
       <w:br/>
     </w:r>

--- a/klagomål/A 22782-2026 FSC-klagomål.docx
+++ b/klagomål/A 22782-2026 FSC-klagomål.docx
@@ -1176,7 +1176,7 @@
     <w:r>
       <w:tab/>
       <w:tab/>
-      <w:t>2026-08-28</w:t>
+      <w:t>2026-08-29</w:t>
       <w:br/>
       <w:br/>
     </w:r>

--- a/klagomål/A 22782-2026 FSC-klagomål.docx
+++ b/klagomål/A 22782-2026 FSC-klagomål.docx
@@ -1176,7 +1176,7 @@
     <w:r>
       <w:tab/>
       <w:tab/>
-      <w:t>2026-08-29</w:t>
+      <w:t>2026-08-31</w:t>
       <w:br/>
       <w:br/>
     </w:r>

--- a/klagomål/A 22782-2026 FSC-klagomål.docx
+++ b/klagomål/A 22782-2026 FSC-klagomål.docx
@@ -1176,7 +1176,7 @@
     <w:r>
       <w:tab/>
       <w:tab/>
-      <w:t>2026-08-31</w:t>
+      <w:t>2026-09-01</w:t>
       <w:br/>
       <w:br/>
     </w:r>

--- a/klagomål/A 22782-2026 FSC-klagomål.docx
+++ b/klagomål/A 22782-2026 FSC-klagomål.docx
@@ -1176,7 +1176,7 @@
     <w:r>
       <w:tab/>
       <w:tab/>
-      <w:t>2026-09-01</w:t>
+      <w:t>2026-09-02</w:t>
       <w:br/>
       <w:br/>
     </w:r>

--- a/klagomål/A 22782-2026 FSC-klagomål.docx
+++ b/klagomål/A 22782-2026 FSC-klagomål.docx
@@ -1176,7 +1176,7 @@
     <w:r>
       <w:tab/>
       <w:tab/>
-      <w:t>2026-09-02</w:t>
+      <w:t>2026-09-03</w:t>
       <w:br/>
       <w:br/>
     </w:r>

--- a/klagomål/A 22782-2026 FSC-klagomål.docx
+++ b/klagomål/A 22782-2026 FSC-klagomål.docx
@@ -1176,7 +1176,7 @@
     <w:r>
       <w:tab/>
       <w:tab/>
-      <w:t>2026-09-03</w:t>
+      <w:t>2026-09-04</w:t>
       <w:br/>
       <w:br/>
     </w:r>

--- a/klagomål/A 22782-2026 FSC-klagomål.docx
+++ b/klagomål/A 22782-2026 FSC-klagomål.docx
@@ -1176,7 +1176,7 @@
     <w:r>
       <w:tab/>
       <w:tab/>
-      <w:t>2026-09-04</w:t>
+      <w:t>2026-09-05</w:t>
       <w:br/>
       <w:br/>
     </w:r>

--- a/klagomål/A 22782-2026 FSC-klagomål.docx
+++ b/klagomål/A 22782-2026 FSC-klagomål.docx
@@ -1176,7 +1176,7 @@
     <w:r>
       <w:tab/>
       <w:tab/>
-      <w:t>2026-09-05</w:t>
+      <w:t>2026-09-06</w:t>
       <w:br/>
       <w:br/>
     </w:r>

--- a/klagomål/A 22782-2026 FSC-klagomål.docx
+++ b/klagomål/A 22782-2026 FSC-klagomål.docx
@@ -1176,7 +1176,7 @@
     <w:r>
       <w:tab/>
       <w:tab/>
-      <w:t>2026-09-06</w:t>
+      <w:t>2026-09-07</w:t>
       <w:br/>
       <w:br/>
     </w:r>

--- a/klagomål/A 22782-2026 FSC-klagomål.docx
+++ b/klagomål/A 22782-2026 FSC-klagomål.docx
@@ -1176,7 +1176,7 @@
     <w:r>
       <w:tab/>
       <w:tab/>
-      <w:t>2026-09-07</w:t>
+      <w:t>2026-09-08</w:t>
       <w:br/>
       <w:br/>
     </w:r>

--- a/klagomål/A 22782-2026 FSC-klagomål.docx
+++ b/klagomål/A 22782-2026 FSC-klagomål.docx
@@ -1176,7 +1176,7 @@
     <w:r>
       <w:tab/>
       <w:tab/>
-      <w:t>2026-09-08</w:t>
+      <w:t>2026-09-09</w:t>
       <w:br/>
       <w:br/>
     </w:r>

--- a/klagomål/A 22782-2026 FSC-klagomål.docx
+++ b/klagomål/A 22782-2026 FSC-klagomål.docx
@@ -1176,7 +1176,7 @@
     <w:r>
       <w:tab/>
       <w:tab/>
-      <w:t>2026-09-09</w:t>
+      <w:t>2026-09-10</w:t>
       <w:br/>
       <w:br/>
     </w:r>

--- a/klagomål/A 22782-2026 FSC-klagomål.docx
+++ b/klagomål/A 22782-2026 FSC-klagomål.docx
@@ -1176,7 +1176,7 @@
     <w:r>
       <w:tab/>
       <w:tab/>
-      <w:t>2026-09-10</w:t>
+      <w:t>2026-09-11</w:t>
       <w:br/>
       <w:br/>
     </w:r>

--- a/klagomål/A 22782-2026 FSC-klagomål.docx
+++ b/klagomål/A 22782-2026 FSC-klagomål.docx
@@ -1176,7 +1176,7 @@
     <w:r>
       <w:tab/>
       <w:tab/>
-      <w:t>2026-09-11</w:t>
+      <w:t>2026-09-12</w:t>
       <w:br/>
       <w:br/>
     </w:r>

--- a/klagomål/A 22782-2026 FSC-klagomål.docx
+++ b/klagomål/A 22782-2026 FSC-klagomål.docx
@@ -1176,7 +1176,7 @@
     <w:r>
       <w:tab/>
       <w:tab/>
-      <w:t>2026-09-12</w:t>
+      <w:t>2026-09-13</w:t>
       <w:br/>
       <w:br/>
     </w:r>
